--- a/content_DM_data9900.docx
+++ b/content_DM_data9900.docx
@@ -80,6 +80,68 @@
         <w:pStyle w:val="Heading2"/>
       </w:pPr>
       <w:r>
+        <w:t>Assignments</w:t>
+      </w:r>
+    </w:p>
+    <w:p>
+      <w:pPr>
+        <w:pStyle w:val="ListParagraph"/>
+        <w:numPr>
+          <w:ilvl w:val="0"/>
+          <w:numId w:val="12"/>
+        </w:numPr>
+      </w:pPr>
+      <w:r>
+        <w:t>Due – 17</w:t>
+      </w:r>
+      <w:r>
+        <w:rPr>
+          <w:vertAlign w:val="superscript"/>
+        </w:rPr>
+        <w:t>th</w:t>
+      </w:r>
+      <w:r>
+        <w:t xml:space="preserve"> Dec ‘25</w:t>
+      </w:r>
+    </w:p>
+    <w:p>
+      <w:pPr>
+        <w:pStyle w:val="Heading2"/>
+      </w:pPr>
+      <w:r>
+        <w:t xml:space="preserve">Exam – </w:t>
+      </w:r>
+      <w:proofErr w:type="spellStart"/>
+      <w:r>
+        <w:t>writen</w:t>
+      </w:r>
+      <w:proofErr w:type="spellEnd"/>
+      <w:r>
+        <w:t xml:space="preserve"> exam in Jan</w:t>
+      </w:r>
+    </w:p>
+    <w:p>
+      <w:pPr>
+        <w:pStyle w:val="ListParagraph"/>
+        <w:numPr>
+          <w:ilvl w:val="0"/>
+          <w:numId w:val="12"/>
+        </w:numPr>
+      </w:pPr>
+      <w:r>
+        <w:t xml:space="preserve">Date – early </w:t>
+      </w:r>
+      <w:proofErr w:type="spellStart"/>
+      <w:r>
+        <w:t>jan</w:t>
+      </w:r>
+      <w:proofErr w:type="spellEnd"/>
+    </w:p>
+    <w:p>
+      <w:pPr>
+        <w:pStyle w:val="Heading2"/>
+      </w:pPr>
+      <w:r>
         <w:t>Week 1</w:t>
       </w:r>
     </w:p>
@@ -152,6 +214,7 @@
     </w:p>
     <w:p>
       <w:r>
+        <w:lastRenderedPageBreak/>
         <w:t xml:space="preserve">Kaggle </w:t>
       </w:r>
       <w:r>
@@ -242,7 +305,6 @@
         <w:pStyle w:val="Heading2"/>
       </w:pPr>
       <w:r>
-        <w:lastRenderedPageBreak/>
         <w:t xml:space="preserve">Week 4 - </w:t>
       </w:r>
       <w:r>
@@ -503,6 +565,7 @@
           <w:b/>
           <w:bCs/>
         </w:rPr>
+        <w:lastRenderedPageBreak/>
         <w:t>Disadvantages they are new features… new features qui difficult to understand… you forget about what was originally they were about- --from POV of explainability</w:t>
       </w:r>
     </w:p>
@@ -791,7 +854,6 @@
         <w:pStyle w:val="Heading3"/>
       </w:pPr>
       <w:r>
-        <w:lastRenderedPageBreak/>
         <w:t>Feature selection in H</w:t>
       </w:r>
       <w:r>
@@ -861,13 +923,1183 @@
       </w:r>
     </w:p>
     <w:p/>
+    <w:p>
+      <w:pPr>
+        <w:pStyle w:val="Heading2"/>
+      </w:pPr>
+      <w:r>
+        <w:t xml:space="preserve">Week 5 – </w:t>
+      </w:r>
+      <w:r>
+        <w:t xml:space="preserve">Feature Selection and </w:t>
+      </w:r>
+      <w:r>
+        <w:t>Time Series</w:t>
+      </w:r>
+      <w:r>
+        <w:t xml:space="preserve"> – 13</w:t>
+      </w:r>
+      <w:r>
+        <w:rPr>
+          <w:vertAlign w:val="superscript"/>
+        </w:rPr>
+        <w:t>th</w:t>
+      </w:r>
+      <w:r>
+        <w:t xml:space="preserve"> Oct ‘25</w:t>
+      </w:r>
+    </w:p>
     <w:p/>
     <w:p>
+      <w:r>
+        <w:lastRenderedPageBreak/>
+        <w:t xml:space="preserve">Comment - </w:t>
+      </w:r>
+      <w:r>
+        <w:t>Fourier transform &gt;&gt; transform from time domain to frequency domain….</w:t>
+      </w:r>
+    </w:p>
+    <w:p>
+      <w:r>
+        <w:t>FFT</w:t>
+      </w:r>
+    </w:p>
+    <w:p/>
+    <w:p>
+      <w:r>
+        <w:t>Hierarchical Clustering using Document Embeddings</w:t>
+      </w:r>
+    </w:p>
+    <w:p/>
+    <w:p>
+      <w:pPr>
+        <w:pStyle w:val="Heading3"/>
+      </w:pPr>
+      <w:r>
+        <w:t>Stemming</w:t>
+      </w:r>
+    </w:p>
+    <w:p/>
+    <w:p>
+      <w:pPr>
+        <w:pStyle w:val="Heading3"/>
+      </w:pPr>
+      <w:r>
+        <w:t>POS Tagging</w:t>
+      </w:r>
+    </w:p>
+    <w:p/>
+    <w:p>
+      <w:pPr>
+        <w:pStyle w:val="Heading3"/>
+      </w:pPr>
+      <w:r>
+        <w:t>NLP process Workflow</w:t>
+      </w:r>
+    </w:p>
+    <w:p/>
+    <w:p>
+      <w:pPr>
+        <w:pStyle w:val="Heading4"/>
+      </w:pPr>
+      <w:r>
+        <w:t>Stop Words</w:t>
+      </w:r>
+    </w:p>
+    <w:p>
+      <w:pPr>
+        <w:pStyle w:val="Heading4"/>
+      </w:pPr>
+      <w:r>
+        <w:t>Word Net</w:t>
+      </w:r>
+    </w:p>
+    <w:p>
+      <w:r>
+        <w:t>Gole N grams</w:t>
+      </w:r>
+    </w:p>
+    <w:p>
+      <w:r>
+        <w:t xml:space="preserve">Predicting </w:t>
+      </w:r>
+    </w:p>
+    <w:p/>
+    <w:p>
+      <w:pPr>
+        <w:pStyle w:val="Heading4"/>
+      </w:pPr>
+      <w:r>
+        <w:t>What is a bag of words – TF-IDF</w:t>
+      </w:r>
+    </w:p>
+    <w:p/>
+    <w:p>
+      <w:pPr>
+        <w:pStyle w:val="Heading3"/>
+      </w:pPr>
+      <w:r>
+        <w:t>Assignment</w:t>
+      </w:r>
+    </w:p>
+    <w:p>
+      <w:pPr>
+        <w:pStyle w:val="ListParagraph"/>
+        <w:numPr>
+          <w:ilvl w:val="0"/>
+          <w:numId w:val="8"/>
+        </w:numPr>
+        <w:spacing w:after="0"/>
+      </w:pPr>
+      <w:r>
+        <w:t xml:space="preserve">Select a data set </w:t>
+      </w:r>
+      <w:proofErr w:type="spellStart"/>
+      <w:r>
+        <w:t>fo</w:t>
+      </w:r>
+      <w:proofErr w:type="spellEnd"/>
+      <w:r>
+        <w:t xml:space="preserve"> text / </w:t>
+      </w:r>
+      <w:proofErr w:type="spellStart"/>
+      <w:r>
+        <w:t>spotify</w:t>
+      </w:r>
+      <w:proofErr w:type="spellEnd"/>
+      <w:r>
+        <w:t xml:space="preserve"> reviews/</w:t>
+      </w:r>
+      <w:proofErr w:type="spellStart"/>
+      <w:r>
+        <w:t>macdonalds</w:t>
+      </w:r>
+      <w:proofErr w:type="spellEnd"/>
+      <w:r>
+        <w:t xml:space="preserve"> reviews</w:t>
+      </w:r>
+    </w:p>
+    <w:p>
+      <w:pPr>
+        <w:pStyle w:val="ListParagraph"/>
+        <w:numPr>
+          <w:ilvl w:val="0"/>
+          <w:numId w:val="8"/>
+        </w:numPr>
+        <w:spacing w:after="0"/>
+      </w:pPr>
+      <w:proofErr w:type="spellStart"/>
+      <w:r>
+        <w:t>Sectin</w:t>
+      </w:r>
+      <w:proofErr w:type="spellEnd"/>
+      <w:r>
+        <w:t xml:space="preserve"> 1 – 20% - load </w:t>
+      </w:r>
+      <w:proofErr w:type="spellStart"/>
+      <w:r>
+        <w:t>datadset</w:t>
+      </w:r>
+      <w:proofErr w:type="spellEnd"/>
+      <w:r>
+        <w:t xml:space="preserve"> / provide stats / split dataset if </w:t>
+      </w:r>
+      <w:proofErr w:type="spellStart"/>
+      <w:r>
+        <w:t>ened</w:t>
+      </w:r>
+      <w:proofErr w:type="spellEnd"/>
+      <w:r>
+        <w:t xml:space="preserve"> to for </w:t>
+      </w:r>
+      <w:proofErr w:type="spellStart"/>
+      <w:r>
+        <w:t>traingin</w:t>
+      </w:r>
+      <w:proofErr w:type="spellEnd"/>
+      <w:r>
+        <w:t xml:space="preserve"> and testing</w:t>
+      </w:r>
+    </w:p>
+    <w:p>
+      <w:pPr>
+        <w:pStyle w:val="ListParagraph"/>
+        <w:numPr>
+          <w:ilvl w:val="0"/>
+          <w:numId w:val="8"/>
+        </w:numPr>
+        <w:spacing w:after="0"/>
+      </w:pPr>
+      <w:r>
+        <w:t>Can use orange or python</w:t>
+      </w:r>
+    </w:p>
+    <w:p>
+      <w:pPr>
+        <w:spacing w:after="0"/>
+      </w:pPr>
+    </w:p>
+    <w:p>
+      <w:pPr>
+        <w:spacing w:after="0"/>
+      </w:pPr>
+    </w:p>
+    <w:p>
+      <w:pPr>
+        <w:pStyle w:val="ListParagraph"/>
+        <w:numPr>
+          <w:ilvl w:val="0"/>
+          <w:numId w:val="8"/>
+        </w:numPr>
+        <w:spacing w:after="0"/>
+      </w:pPr>
+      <w:r>
+        <w:t>First understand data prep</w:t>
+      </w:r>
+    </w:p>
+    <w:p>
+      <w:pPr>
+        <w:pStyle w:val="ListParagraph"/>
+        <w:numPr>
+          <w:ilvl w:val="0"/>
+          <w:numId w:val="8"/>
+        </w:numPr>
+        <w:spacing w:after="0"/>
+      </w:pPr>
+      <w:r>
+        <w:t>Data exploration</w:t>
+      </w:r>
+    </w:p>
+    <w:p>
+      <w:pPr>
+        <w:pStyle w:val="ListParagraph"/>
+        <w:numPr>
+          <w:ilvl w:val="0"/>
+          <w:numId w:val="8"/>
+        </w:numPr>
+        <w:spacing w:after="0"/>
+      </w:pPr>
+      <w:proofErr w:type="gramStart"/>
+      <w:r>
+        <w:t>3 .</w:t>
+      </w:r>
+      <w:proofErr w:type="gramEnd"/>
+      <w:r>
+        <w:t xml:space="preserve"> building models and evaluating them on different metrics</w:t>
+      </w:r>
+    </w:p>
+    <w:p>
+      <w:pPr>
+        <w:pStyle w:val="ListParagraph"/>
+        <w:numPr>
+          <w:ilvl w:val="0"/>
+          <w:numId w:val="8"/>
+        </w:numPr>
+        <w:spacing w:after="0"/>
+      </w:pPr>
+      <w:r>
+        <w:t xml:space="preserve">4. advanced techniques – that you can </w:t>
+      </w:r>
+      <w:proofErr w:type="spellStart"/>
+      <w:r>
+        <w:t>appl</w:t>
+      </w:r>
+      <w:proofErr w:type="spellEnd"/>
+      <w:r>
+        <w:t xml:space="preserve"> to you </w:t>
+      </w:r>
+      <w:proofErr w:type="spellStart"/>
+      <w:r>
+        <w:t>rmodel</w:t>
+      </w:r>
+      <w:proofErr w:type="spellEnd"/>
+    </w:p>
+    <w:p>
+      <w:pPr>
+        <w:pStyle w:val="ListParagraph"/>
+        <w:numPr>
+          <w:ilvl w:val="0"/>
+          <w:numId w:val="8"/>
+        </w:numPr>
+        <w:spacing w:after="0"/>
+      </w:pPr>
+      <w:r>
+        <w:t xml:space="preserve">5. </w:t>
+      </w:r>
+      <w:proofErr w:type="spellStart"/>
+      <w:r>
+        <w:t>recomendatisn</w:t>
+      </w:r>
+      <w:proofErr w:type="spellEnd"/>
+      <w:r>
+        <w:t xml:space="preserve"> and future lo kyu can do…</w:t>
+      </w:r>
+    </w:p>
+    <w:p>
+      <w:pPr>
+        <w:pStyle w:val="ListParagraph"/>
+        <w:numPr>
+          <w:ilvl w:val="0"/>
+          <w:numId w:val="8"/>
+        </w:numPr>
+        <w:spacing w:after="0"/>
+      </w:pPr>
+      <w:r>
+        <w:lastRenderedPageBreak/>
+        <w:t>Can use pyt</w:t>
+      </w:r>
+      <w:r>
+        <w:t>h</w:t>
+      </w:r>
+      <w:r>
+        <w:t>on or R studio</w:t>
+      </w:r>
+    </w:p>
+    <w:p>
+      <w:pPr>
+        <w:pStyle w:val="ListParagraph"/>
+        <w:numPr>
+          <w:ilvl w:val="0"/>
+          <w:numId w:val="8"/>
+        </w:numPr>
+        <w:spacing w:after="0"/>
+      </w:pPr>
+      <w:r>
+        <w:t>Max of 8 pages and will give a template</w:t>
+      </w:r>
+    </w:p>
+    <w:p>
+      <w:pPr>
+        <w:pStyle w:val="ListParagraph"/>
+        <w:numPr>
+          <w:ilvl w:val="0"/>
+          <w:numId w:val="8"/>
+        </w:numPr>
+        <w:spacing w:after="0"/>
+      </w:pPr>
+      <w:r>
+        <w:t xml:space="preserve">Use </w:t>
+      </w:r>
+      <w:proofErr w:type="spellStart"/>
+      <w:r>
+        <w:t>rferences</w:t>
+      </w:r>
+      <w:proofErr w:type="spellEnd"/>
+    </w:p>
+    <w:p>
+      <w:pPr>
+        <w:pStyle w:val="ListParagraph"/>
+        <w:numPr>
+          <w:ilvl w:val="0"/>
+          <w:numId w:val="8"/>
+        </w:numPr>
+        <w:spacing w:after="0"/>
+      </w:pPr>
+      <w:r>
+        <w:t xml:space="preserve">Can add </w:t>
+      </w:r>
+      <w:proofErr w:type="spellStart"/>
+      <w:r>
+        <w:t>jupyter</w:t>
+      </w:r>
+      <w:proofErr w:type="spellEnd"/>
+      <w:r>
+        <w:t xml:space="preserve"> notebook as an appendix…</w:t>
+      </w:r>
+    </w:p>
+    <w:p>
+      <w:pPr>
+        <w:pStyle w:val="ListParagraph"/>
+        <w:numPr>
+          <w:ilvl w:val="0"/>
+          <w:numId w:val="8"/>
+        </w:numPr>
+        <w:spacing w:after="0"/>
+      </w:pPr>
+      <w:r>
+        <w:t xml:space="preserve">This doc is as if for CEO of a company and hire to </w:t>
+      </w:r>
+      <w:proofErr w:type="spellStart"/>
+      <w:r>
+        <w:t>geg</w:t>
+      </w:r>
+      <w:proofErr w:type="spellEnd"/>
+      <w:r>
+        <w:t xml:space="preserve"> result… CEO </w:t>
+      </w:r>
+      <w:proofErr w:type="spellStart"/>
+      <w:r>
+        <w:t>doesn</w:t>
+      </w:r>
+      <w:proofErr w:type="spellEnd"/>
+      <w:r>
+        <w:t xml:space="preserve">’ </w:t>
+      </w:r>
+      <w:proofErr w:type="spellStart"/>
+      <w:r>
+        <w:t>rhave</w:t>
+      </w:r>
+      <w:proofErr w:type="spellEnd"/>
+      <w:r>
+        <w:t xml:space="preserve"> time to compile, just want results well presented… report for </w:t>
+      </w:r>
+      <w:proofErr w:type="spellStart"/>
+      <w:r>
+        <w:t>ym</w:t>
+      </w:r>
+      <w:proofErr w:type="spellEnd"/>
+      <w:r>
+        <w:t xml:space="preserve"> company</w:t>
+      </w:r>
+    </w:p>
+    <w:p>
+      <w:pPr>
+        <w:pStyle w:val="ListParagraph"/>
+        <w:numPr>
+          <w:ilvl w:val="0"/>
+          <w:numId w:val="8"/>
+        </w:numPr>
+        <w:spacing w:after="0"/>
+      </w:pPr>
+      <w:r>
+        <w:t>50%</w:t>
+      </w:r>
+    </w:p>
+    <w:p>
+      <w:r>
+        <w:t>Week 5-</w:t>
+      </w:r>
+    </w:p>
+    <w:p>
       <w:pPr>
         <w:pStyle w:val="Heading2"/>
       </w:pPr>
       <w:r>
+        <w:t>Week 6</w:t>
+      </w:r>
+      <w:r>
+        <w:t xml:space="preserve"> </w:t>
+      </w:r>
+      <w:proofErr w:type="gramStart"/>
+      <w:r>
+        <w:t>- ?</w:t>
+      </w:r>
+      <w:proofErr w:type="gramEnd"/>
+    </w:p>
+    <w:p>
+      <w:pPr>
+        <w:pStyle w:val="Heading2"/>
+      </w:pPr>
+      <w:r>
+        <w:t>Week 7</w:t>
+      </w:r>
+      <w:r>
+        <w:t xml:space="preserve"> – Similarity </w:t>
+      </w:r>
+      <w:proofErr w:type="spellStart"/>
+      <w:r>
+        <w:t>meamsures</w:t>
+      </w:r>
+      <w:proofErr w:type="spellEnd"/>
+      <w:r>
+        <w:t xml:space="preserve"> and Supervised </w:t>
+      </w:r>
+      <w:proofErr w:type="gramStart"/>
+      <w:r>
+        <w:t>learning  -</w:t>
+      </w:r>
+      <w:proofErr w:type="gramEnd"/>
+      <w:r>
+        <w:t xml:space="preserve"> 3</w:t>
+      </w:r>
+      <w:r>
+        <w:rPr>
+          <w:vertAlign w:val="superscript"/>
+        </w:rPr>
+        <w:t>rd</w:t>
+      </w:r>
+      <w:r>
+        <w:t xml:space="preserve"> Nov ‘25</w:t>
+      </w:r>
+    </w:p>
+    <w:p>
+      <w:r>
+        <w:t xml:space="preserve">No content wad </w:t>
+      </w:r>
+      <w:proofErr w:type="gramStart"/>
+      <w:r>
+        <w:t>reading  /</w:t>
+      </w:r>
+      <w:proofErr w:type="gramEnd"/>
+      <w:r>
+        <w:t xml:space="preserve"> review week</w:t>
+      </w:r>
+    </w:p>
+    <w:p/>
+    <w:p>
+      <w:pPr>
+        <w:pStyle w:val="Heading2"/>
+      </w:pPr>
+      <w:r>
+        <w:t>Week 8</w:t>
+      </w:r>
+      <w:r>
+        <w:t xml:space="preserve"> – Explainability and examples – 10</w:t>
+      </w:r>
+      <w:r>
+        <w:rPr>
+          <w:vertAlign w:val="superscript"/>
+        </w:rPr>
+        <w:t>th</w:t>
+      </w:r>
+      <w:r>
+        <w:t xml:space="preserve"> Nov ‘25</w:t>
+      </w:r>
+    </w:p>
+    <w:p>
+      <w:r>
+        <w:tab/>
+        <w:t>Stepped through Kaggle example for NLT – file cleaning / stemming/</w:t>
+      </w:r>
+      <w:proofErr w:type="spellStart"/>
+      <w:r>
+        <w:t>lemitising</w:t>
+      </w:r>
+      <w:proofErr w:type="spellEnd"/>
+    </w:p>
+    <w:p/>
+    <w:p>
+      <w:pPr>
+        <w:pStyle w:val="ListParagraph"/>
+        <w:numPr>
+          <w:ilvl w:val="0"/>
+          <w:numId w:val="9"/>
+        </w:numPr>
+      </w:pPr>
+      <w:r>
+        <w:t xml:space="preserve">Sent </w:t>
+      </w:r>
+      <w:proofErr w:type="spellStart"/>
+      <w:r>
+        <w:t>ipynb</w:t>
+      </w:r>
+      <w:proofErr w:type="spellEnd"/>
+      <w:r>
+        <w:t xml:space="preserve"> file to down </w:t>
+      </w:r>
+      <w:proofErr w:type="spellStart"/>
+      <w:r>
+        <w:t>laod</w:t>
+      </w:r>
+      <w:proofErr w:type="spellEnd"/>
+    </w:p>
+    <w:p>
+      <w:pPr>
+        <w:pStyle w:val="ListParagraph"/>
+        <w:numPr>
+          <w:ilvl w:val="1"/>
+          <w:numId w:val="9"/>
+        </w:numPr>
+      </w:pPr>
+      <w:hyperlink r:id="rId8" w:tgtFrame="_blank" w:history="1">
+        <w:proofErr w:type="spellStart"/>
+        <w:r>
+          <w:rPr>
+            <w:rStyle w:val="Hyperlink"/>
+          </w:rPr>
+          <w:t>nlp</w:t>
+        </w:r>
+        <w:proofErr w:type="spellEnd"/>
+        <w:r>
+          <w:rPr>
+            <w:rStyle w:val="Hyperlink"/>
+          </w:rPr>
+          <w:t>-glove-</w:t>
+        </w:r>
+        <w:proofErr w:type="spellStart"/>
+        <w:r>
+          <w:rPr>
+            <w:rStyle w:val="Hyperlink"/>
+          </w:rPr>
+          <w:t>bert</w:t>
+        </w:r>
+        <w:proofErr w:type="spellEnd"/>
+        <w:r>
+          <w:rPr>
+            <w:rStyle w:val="Hyperlink"/>
+          </w:rPr>
+          <w:t>-</w:t>
+        </w:r>
+        <w:proofErr w:type="spellStart"/>
+        <w:r>
+          <w:rPr>
+            <w:rStyle w:val="Hyperlink"/>
+          </w:rPr>
+          <w:t>tf-idf-lstm-</w:t>
+        </w:r>
+        <w:proofErr w:type="gramStart"/>
+        <w:r>
+          <w:rPr>
+            <w:rStyle w:val="Hyperlink"/>
+          </w:rPr>
+          <w:t>explained.ipynb</w:t>
+        </w:r>
+        <w:proofErr w:type="spellEnd"/>
+        <w:proofErr w:type="gramEnd"/>
+      </w:hyperlink>
+    </w:p>
+    <w:p>
+      <w:pPr>
+        <w:pStyle w:val="ListParagraph"/>
+        <w:numPr>
+          <w:ilvl w:val="0"/>
+          <w:numId w:val="9"/>
+        </w:numPr>
+      </w:pPr>
+      <w:r>
+        <w:t>Sent link to Kaggle and walked through text mining and then word2vec….</w:t>
+      </w:r>
+    </w:p>
+    <w:p>
+      <w:pPr>
+        <w:pStyle w:val="ListParagraph"/>
+        <w:numPr>
+          <w:ilvl w:val="1"/>
+          <w:numId w:val="10"/>
+        </w:numPr>
+      </w:pPr>
+      <w:r>
+        <w:t>natural language processing</w:t>
+      </w:r>
+    </w:p>
+    <w:p>
+      <w:pPr>
+        <w:pStyle w:val="ListParagraph"/>
+        <w:numPr>
+          <w:ilvl w:val="1"/>
+          <w:numId w:val="10"/>
+        </w:numPr>
+      </w:pPr>
+      <w:r>
+        <w:t>Prediction – embedding</w:t>
+      </w:r>
+    </w:p>
+    <w:p>
+      <w:pPr>
+        <w:pStyle w:val="ListParagraph"/>
+        <w:numPr>
+          <w:ilvl w:val="1"/>
+          <w:numId w:val="10"/>
+        </w:numPr>
+      </w:pPr>
+      <w:r>
+        <w:t>Each word is represented by numbers</w:t>
+      </w:r>
+    </w:p>
+    <w:p>
+      <w:pPr>
+        <w:pStyle w:val="ListParagraph"/>
+        <w:numPr>
+          <w:ilvl w:val="1"/>
+          <w:numId w:val="10"/>
+        </w:numPr>
+      </w:pPr>
+      <w:r>
+        <w:t>Spam or ham example</w:t>
+      </w:r>
+    </w:p>
+    <w:p>
+      <w:pPr>
+        <w:pStyle w:val="ListParagraph"/>
+        <w:numPr>
+          <w:ilvl w:val="1"/>
+          <w:numId w:val="10"/>
+        </w:numPr>
+      </w:pPr>
+      <w:r>
+        <w:t>Luis Miralles</w:t>
+      </w:r>
+    </w:p>
+    <w:p>
+      <w:pPr>
+        <w:pStyle w:val="ListParagraph"/>
+        <w:numPr>
+          <w:ilvl w:val="2"/>
+          <w:numId w:val="10"/>
+        </w:numPr>
+      </w:pPr>
+      <w:hyperlink r:id="rId9" w:history="1">
+        <w:r>
+          <w:rPr>
+            <w:rStyle w:val="Hyperlink"/>
+          </w:rPr>
+          <w:t>https://www.kaggle.com/code/andreshg/nlp-glove-bert-tf-idf-lstm-explained</w:t>
+        </w:r>
+      </w:hyperlink>
+    </w:p>
+    <w:p>
+      <w:pPr>
+        <w:pStyle w:val="ListParagraph"/>
+        <w:numPr>
+          <w:ilvl w:val="0"/>
+          <w:numId w:val="9"/>
+        </w:numPr>
+      </w:pPr>
+      <w:r>
+        <w:t>confusion matrix</w:t>
+      </w:r>
+    </w:p>
+    <w:p>
+      <w:pPr>
+        <w:pStyle w:val="ListParagraph"/>
+        <w:numPr>
+          <w:ilvl w:val="1"/>
+          <w:numId w:val="9"/>
+        </w:numPr>
+      </w:pPr>
+      <w:hyperlink r:id="rId10" w:history="1">
+        <w:r>
+          <w:rPr>
+            <w:rStyle w:val="Hyperlink"/>
+          </w:rPr>
+          <w:t>https://www.blog.trainindata.com/confusion-matrix-precision-and-recall/</w:t>
+        </w:r>
+      </w:hyperlink>
+    </w:p>
+    <w:p>
+      <w:pPr>
+        <w:pStyle w:val="ListParagraph"/>
+      </w:pPr>
+    </w:p>
+    <w:p>
+      <w:pPr>
+        <w:pStyle w:val="ListParagraph"/>
+        <w:numPr>
+          <w:ilvl w:val="0"/>
+          <w:numId w:val="11"/>
+        </w:numPr>
+      </w:pPr>
+      <w:r>
+        <w:t>ROC curve</w:t>
+      </w:r>
+    </w:p>
+    <w:p>
+      <w:pPr>
+        <w:pStyle w:val="ListParagraph"/>
+        <w:numPr>
+          <w:ilvl w:val="1"/>
+          <w:numId w:val="11"/>
+        </w:numPr>
+      </w:pPr>
+      <w:hyperlink r:id="rId11" w:history="1">
+        <w:r>
+          <w:rPr>
+            <w:rStyle w:val="Hyperlink"/>
+          </w:rPr>
+          <w:t>http://www.navan.name/roc/?ref=dataschool.io</w:t>
+        </w:r>
+      </w:hyperlink>
+    </w:p>
+    <w:p>
+      <w:pPr>
+        <w:pStyle w:val="ListParagraph"/>
+        <w:numPr>
+          <w:ilvl w:val="0"/>
+          <w:numId w:val="11"/>
+        </w:numPr>
+      </w:pPr>
+      <w:r>
+        <w:lastRenderedPageBreak/>
+        <w:t xml:space="preserve">EU </w:t>
+      </w:r>
+      <w:r>
+        <w:t xml:space="preserve">AI </w:t>
+      </w:r>
+      <w:r>
+        <w:t>act</w:t>
+      </w:r>
+      <w:r>
+        <w:t xml:space="preserve"> explained – watched a video – audio was </w:t>
+      </w:r>
+      <w:proofErr w:type="spellStart"/>
+      <w:r>
+        <w:t>goone</w:t>
+      </w:r>
+      <w:proofErr w:type="spellEnd"/>
+      <w:r>
+        <w:t xml:space="preserve"> used subtitles…</w:t>
+      </w:r>
+    </w:p>
+    <w:p>
+      <w:pPr>
+        <w:pStyle w:val="ListParagraph"/>
+        <w:numPr>
+          <w:ilvl w:val="1"/>
+          <w:numId w:val="11"/>
+        </w:numPr>
+      </w:pPr>
+      <w:r>
+        <w:t xml:space="preserve">go to </w:t>
+      </w:r>
+      <w:proofErr w:type="spellStart"/>
+      <w:r>
+        <w:t>youtube</w:t>
+      </w:r>
+      <w:proofErr w:type="spellEnd"/>
+      <w:r>
+        <w:t xml:space="preserve"> </w:t>
+      </w:r>
+      <w:proofErr w:type="gramStart"/>
+      <w:r>
+        <w:t>an the</w:t>
+      </w:r>
+      <w:proofErr w:type="gramEnd"/>
+      <w:r>
+        <w:t xml:space="preserve"> above is the title of the video</w:t>
+      </w:r>
+    </w:p>
+    <w:p>
+      <w:pPr>
+        <w:pStyle w:val="ListParagraph"/>
+        <w:numPr>
+          <w:ilvl w:val="1"/>
+          <w:numId w:val="11"/>
+        </w:numPr>
+      </w:pPr>
+    </w:p>
+    <w:p>
+      <w:pPr>
+        <w:pStyle w:val="ListParagraph"/>
+        <w:numPr>
+          <w:ilvl w:val="0"/>
+          <w:numId w:val="11"/>
+        </w:numPr>
+      </w:pPr>
+      <w:r>
+        <w:t>accuracy = % of correct predictions</w:t>
+      </w:r>
+    </w:p>
+    <w:p>
+      <w:pPr>
+        <w:pStyle w:val="ListParagraph"/>
+        <w:numPr>
+          <w:ilvl w:val="1"/>
+          <w:numId w:val="11"/>
+        </w:numPr>
+      </w:pPr>
+      <w:r>
+        <w:t xml:space="preserve">go to </w:t>
+      </w:r>
+      <w:proofErr w:type="spellStart"/>
+      <w:r>
+        <w:t>youtube</w:t>
+      </w:r>
+      <w:proofErr w:type="spellEnd"/>
+      <w:r>
+        <w:t xml:space="preserve"> </w:t>
+      </w:r>
+      <w:proofErr w:type="gramStart"/>
+      <w:r>
+        <w:t>an the</w:t>
+      </w:r>
+      <w:proofErr w:type="gramEnd"/>
+      <w:r>
+        <w:t xml:space="preserve"> above is the title of the video</w:t>
+      </w:r>
+    </w:p>
+    <w:p>
+      <w:pPr>
+        <w:pStyle w:val="ListParagraph"/>
+        <w:numPr>
+          <w:ilvl w:val="0"/>
+          <w:numId w:val="11"/>
+        </w:numPr>
+      </w:pPr>
+    </w:p>
+    <w:p>
+      <w:pPr>
+        <w:pStyle w:val="Heading2"/>
+      </w:pPr>
+      <w:r>
+        <w:t>Week 9 – Association Rules – 17</w:t>
+      </w:r>
+      <w:r>
+        <w:rPr>
+          <w:vertAlign w:val="superscript"/>
+        </w:rPr>
+        <w:t>th</w:t>
+      </w:r>
+      <w:r>
+        <w:t xml:space="preserve"> Nov ‘25</w:t>
+      </w:r>
+    </w:p>
+    <w:p>
+      <w:pPr>
+        <w:pStyle w:val="Heading2"/>
+      </w:pPr>
+      <w:r>
+        <w:t xml:space="preserve">week 10 </w:t>
+      </w:r>
+      <w:r>
+        <w:t>–</w:t>
+      </w:r>
+      <w:r>
+        <w:t xml:space="preserve"> </w:t>
+      </w:r>
+      <w:r>
+        <w:t xml:space="preserve">Lesson </w:t>
+      </w:r>
+      <w:proofErr w:type="gramStart"/>
+      <w:r>
+        <w:t>8  -</w:t>
+      </w:r>
+      <w:proofErr w:type="gramEnd"/>
+      <w:r>
+        <w:t xml:space="preserve"> Evaluation Metrics</w:t>
+      </w:r>
+      <w:r>
+        <w:t xml:space="preserve"> – 17</w:t>
+      </w:r>
+      <w:r>
+        <w:rPr>
+          <w:vertAlign w:val="superscript"/>
+        </w:rPr>
+        <w:t>th</w:t>
+      </w:r>
+      <w:r>
+        <w:t xml:space="preserve"> Nov ‘25</w:t>
+      </w:r>
+    </w:p>
+    <w:p>
+      <w:pPr>
+        <w:pStyle w:val="ListParagraph"/>
+        <w:numPr>
+          <w:ilvl w:val="0"/>
+          <w:numId w:val="13"/>
+        </w:numPr>
+      </w:pPr>
+      <w:r>
+        <w:t>AUC – ROC</w:t>
+      </w:r>
+    </w:p>
+    <w:p>
+      <w:pPr>
+        <w:pStyle w:val="ListParagraph"/>
+        <w:numPr>
+          <w:ilvl w:val="0"/>
+          <w:numId w:val="13"/>
+        </w:numPr>
+      </w:pPr>
+      <w:r>
+        <w:t>Evaluation Metrics</w:t>
+      </w:r>
+    </w:p>
+    <w:p>
+      <w:pPr>
+        <w:pStyle w:val="ListParagraph"/>
+        <w:numPr>
+          <w:ilvl w:val="0"/>
+          <w:numId w:val="13"/>
+        </w:numPr>
+      </w:pPr>
+      <w:r>
+        <w:t>Explainability and Interpretability</w:t>
+      </w:r>
+    </w:p>
+    <w:p>
+      <w:pPr>
+        <w:pStyle w:val="ListParagraph"/>
+        <w:numPr>
+          <w:ilvl w:val="0"/>
+          <w:numId w:val="13"/>
+        </w:numPr>
+      </w:pPr>
+      <w:proofErr w:type="spellStart"/>
+      <w:r>
+        <w:t>Apriori</w:t>
+      </w:r>
+      <w:proofErr w:type="spellEnd"/>
+      <w:r>
+        <w:t xml:space="preserve"> Algorithm</w:t>
+      </w:r>
+      <w:r>
+        <w:t xml:space="preserve"> </w:t>
+      </w:r>
+    </w:p>
+    <w:p>
+      <w:pPr>
+        <w:pStyle w:val="ListParagraph"/>
+        <w:numPr>
+          <w:ilvl w:val="0"/>
+          <w:numId w:val="13"/>
+        </w:numPr>
+      </w:pPr>
+      <w:r>
+        <w:t>SHAP -</w:t>
+      </w:r>
+    </w:p>
+    <w:p>
+      <w:pPr>
+        <w:pStyle w:val="Heading2"/>
+      </w:pPr>
+    </w:p>
+    <w:p>
+      <w:pPr>
+        <w:pStyle w:val="Heading2"/>
+      </w:pPr>
+      <w:r>
+        <w:t>Links</w:t>
+      </w:r>
+    </w:p>
+    <w:p>
+      <w:pPr>
+        <w:pStyle w:val="ListParagraph"/>
+        <w:numPr>
+          <w:ilvl w:val="0"/>
+          <w:numId w:val="14"/>
+        </w:numPr>
+      </w:pPr>
+      <w:r>
+        <w:t xml:space="preserve">Shared in </w:t>
+      </w:r>
+      <w:proofErr w:type="spellStart"/>
+      <w:r>
+        <w:t>brightspace</w:t>
+      </w:r>
+      <w:proofErr w:type="spellEnd"/>
+    </w:p>
+    <w:p>
+      <w:pPr>
+        <w:pStyle w:val="ListParagraph"/>
+        <w:numPr>
+          <w:ilvl w:val="1"/>
+          <w:numId w:val="14"/>
+        </w:numPr>
+      </w:pPr>
+      <w:hyperlink r:id="rId12" w:history="1">
+        <w:r>
+          <w:rPr>
+            <w:rStyle w:val="Hyperlink"/>
+          </w:rPr>
+          <w:t>https://bongo-eu.youseeu.com/sync-meeting/a45161ccf96086a6539a587de823bdee/984785/download-file/984785-1763404970-3d3c01b4-c3f2-11f0-90ad-024bee5578b9.ows</w:t>
+        </w:r>
+      </w:hyperlink>
+      <w:r>
+        <w:t xml:space="preserve"> </w:t>
+      </w:r>
+    </w:p>
+    <w:p/>
+    <w:p>
+      <w:pPr>
+        <w:pStyle w:val="Heading2"/>
+      </w:pPr>
+      <w:r>
+        <w:t>week 11</w:t>
+      </w:r>
+      <w:r>
+        <w:t xml:space="preserve"> - </w:t>
+      </w:r>
+    </w:p>
+    <w:p/>
+    <w:p>
+      <w:pPr>
+        <w:pStyle w:val="Heading2"/>
+      </w:pPr>
+      <w:r>
+        <w:t xml:space="preserve">week 12 - </w:t>
+      </w:r>
+    </w:p>
+    <w:p>
+      <w:pPr>
+        <w:pStyle w:val="Heading2"/>
+      </w:pPr>
+      <w:r>
         <w:t>Reference Links from Content</w:t>
+      </w:r>
+    </w:p>
+    <w:p/>
+    <w:p>
+      <w:pPr>
+        <w:pStyle w:val="ListParagraph"/>
+        <w:numPr>
+          <w:ilvl w:val="0"/>
+          <w:numId w:val="7"/>
+        </w:numPr>
+      </w:pPr>
+      <w:r>
+        <w:t>Week 5</w:t>
+      </w:r>
+      <w:r>
+        <w:t xml:space="preserve"> – Time Series</w:t>
+      </w:r>
+    </w:p>
+    <w:p>
+      <w:pPr>
+        <w:pStyle w:val="ListParagraph"/>
+        <w:numPr>
+          <w:ilvl w:val="1"/>
+          <w:numId w:val="7"/>
+        </w:numPr>
+      </w:pPr>
+      <w:r>
+        <w:t xml:space="preserve">Welcome to the Time Series Machine </w:t>
+      </w:r>
+      <w:proofErr w:type="gramStart"/>
+      <w:r>
+        <w:t>learning</w:t>
+      </w:r>
+      <w:proofErr w:type="gramEnd"/>
+      <w:r>
+        <w:t xml:space="preserve"> Website</w:t>
+      </w:r>
+    </w:p>
+    <w:p>
+      <w:pPr>
+        <w:pStyle w:val="ListParagraph"/>
+        <w:numPr>
+          <w:ilvl w:val="2"/>
+          <w:numId w:val="7"/>
+        </w:numPr>
+      </w:pPr>
+      <w:hyperlink r:id="rId13" w:history="1">
+        <w:r>
+          <w:rPr>
+            <w:rStyle w:val="Hyperlink"/>
+          </w:rPr>
+          <w:t>https://www.timeseriesclassification.com/</w:t>
+        </w:r>
+      </w:hyperlink>
+    </w:p>
+    <w:p>
+      <w:pPr>
+        <w:pStyle w:val="ListParagraph"/>
+        <w:numPr>
+          <w:ilvl w:val="1"/>
+          <w:numId w:val="7"/>
+        </w:numPr>
+      </w:pPr>
+      <w:r>
+        <w:t>nginx</w:t>
+      </w:r>
+    </w:p>
+    <w:p>
+      <w:pPr>
+        <w:pStyle w:val="ListParagraph"/>
+        <w:numPr>
+          <w:ilvl w:val="2"/>
+          <w:numId w:val="7"/>
+        </w:numPr>
+      </w:pPr>
+      <w:hyperlink r:id="rId14" w:history="1">
+        <w:r>
+          <w:rPr>
+            <w:rStyle w:val="Hyperlink"/>
+          </w:rPr>
+          <w:t>https://file.biolab.si/</w:t>
+        </w:r>
+      </w:hyperlink>
+      <w:r>
+        <w:t xml:space="preserve"> </w:t>
       </w:r>
     </w:p>
     <w:p>
@@ -942,10 +2174,7 @@
         <w:spacing w:after="0"/>
       </w:pPr>
       <w:r>
-        <w:t xml:space="preserve">Week </w:t>
-      </w:r>
-      <w:r>
-        <w:t>2</w:t>
+        <w:t>Week 2</w:t>
       </w:r>
     </w:p>
     <w:p>
@@ -990,10 +2219,7 @@
         <w:spacing w:after="0"/>
       </w:pPr>
       <w:r>
-        <w:t xml:space="preserve">Week </w:t>
-      </w:r>
-      <w:r>
-        <w:t>3</w:t>
+        <w:t>Week 3</w:t>
       </w:r>
     </w:p>
     <w:p>
@@ -1038,10 +2264,7 @@
         <w:spacing w:after="0"/>
       </w:pPr>
       <w:r>
-        <w:t xml:space="preserve">Week </w:t>
-      </w:r>
-      <w:r>
-        <w:t>4</w:t>
+        <w:t>Week 4</w:t>
       </w:r>
     </w:p>
     <w:p>
@@ -1433,6 +2656,232 @@
     </w:lvl>
   </w:abstractNum>
   <w:abstractNum w:abstractNumId="3" w15:restartNumberingAfterBreak="0">
+    <w:nsid w:val="1EFA0136"/>
+    <w:multiLevelType w:val="hybridMultilevel"/>
+    <w:tmpl w:val="3894E738"/>
+    <w:lvl w:ilvl="0" w:tplc="08090001">
+      <w:start w:val="1"/>
+      <w:numFmt w:val="bullet"/>
+      <w:lvlText w:val=""/>
+      <w:lvlJc w:val="left"/>
+      <w:pPr>
+        <w:ind w:left="720" w:hanging="360"/>
+      </w:pPr>
+      <w:rPr>
+        <w:rFonts w:ascii="Symbol" w:hAnsi="Symbol" w:hint="default"/>
+      </w:rPr>
+    </w:lvl>
+    <w:lvl w:ilvl="1" w:tplc="08090003">
+      <w:start w:val="1"/>
+      <w:numFmt w:val="bullet"/>
+      <w:lvlText w:val="o"/>
+      <w:lvlJc w:val="left"/>
+      <w:pPr>
+        <w:ind w:left="1440" w:hanging="360"/>
+      </w:pPr>
+      <w:rPr>
+        <w:rFonts w:ascii="Courier New" w:hAnsi="Courier New" w:cs="Courier New" w:hint="default"/>
+      </w:rPr>
+    </w:lvl>
+    <w:lvl w:ilvl="2" w:tplc="08090005" w:tentative="1">
+      <w:start w:val="1"/>
+      <w:numFmt w:val="bullet"/>
+      <w:lvlText w:val=""/>
+      <w:lvlJc w:val="left"/>
+      <w:pPr>
+        <w:ind w:left="2160" w:hanging="360"/>
+      </w:pPr>
+      <w:rPr>
+        <w:rFonts w:ascii="Wingdings" w:hAnsi="Wingdings" w:hint="default"/>
+      </w:rPr>
+    </w:lvl>
+    <w:lvl w:ilvl="3" w:tplc="08090001" w:tentative="1">
+      <w:start w:val="1"/>
+      <w:numFmt w:val="bullet"/>
+      <w:lvlText w:val=""/>
+      <w:lvlJc w:val="left"/>
+      <w:pPr>
+        <w:ind w:left="2880" w:hanging="360"/>
+      </w:pPr>
+      <w:rPr>
+        <w:rFonts w:ascii="Symbol" w:hAnsi="Symbol" w:hint="default"/>
+      </w:rPr>
+    </w:lvl>
+    <w:lvl w:ilvl="4" w:tplc="08090003" w:tentative="1">
+      <w:start w:val="1"/>
+      <w:numFmt w:val="bullet"/>
+      <w:lvlText w:val="o"/>
+      <w:lvlJc w:val="left"/>
+      <w:pPr>
+        <w:ind w:left="3600" w:hanging="360"/>
+      </w:pPr>
+      <w:rPr>
+        <w:rFonts w:ascii="Courier New" w:hAnsi="Courier New" w:cs="Courier New" w:hint="default"/>
+      </w:rPr>
+    </w:lvl>
+    <w:lvl w:ilvl="5" w:tplc="08090005" w:tentative="1">
+      <w:start w:val="1"/>
+      <w:numFmt w:val="bullet"/>
+      <w:lvlText w:val=""/>
+      <w:lvlJc w:val="left"/>
+      <w:pPr>
+        <w:ind w:left="4320" w:hanging="360"/>
+      </w:pPr>
+      <w:rPr>
+        <w:rFonts w:ascii="Wingdings" w:hAnsi="Wingdings" w:hint="default"/>
+      </w:rPr>
+    </w:lvl>
+    <w:lvl w:ilvl="6" w:tplc="08090001" w:tentative="1">
+      <w:start w:val="1"/>
+      <w:numFmt w:val="bullet"/>
+      <w:lvlText w:val=""/>
+      <w:lvlJc w:val="left"/>
+      <w:pPr>
+        <w:ind w:left="5040" w:hanging="360"/>
+      </w:pPr>
+      <w:rPr>
+        <w:rFonts w:ascii="Symbol" w:hAnsi="Symbol" w:hint="default"/>
+      </w:rPr>
+    </w:lvl>
+    <w:lvl w:ilvl="7" w:tplc="08090003" w:tentative="1">
+      <w:start w:val="1"/>
+      <w:numFmt w:val="bullet"/>
+      <w:lvlText w:val="o"/>
+      <w:lvlJc w:val="left"/>
+      <w:pPr>
+        <w:ind w:left="5760" w:hanging="360"/>
+      </w:pPr>
+      <w:rPr>
+        <w:rFonts w:ascii="Courier New" w:hAnsi="Courier New" w:cs="Courier New" w:hint="default"/>
+      </w:rPr>
+    </w:lvl>
+    <w:lvl w:ilvl="8" w:tplc="08090005" w:tentative="1">
+      <w:start w:val="1"/>
+      <w:numFmt w:val="bullet"/>
+      <w:lvlText w:val=""/>
+      <w:lvlJc w:val="left"/>
+      <w:pPr>
+        <w:ind w:left="6480" w:hanging="360"/>
+      </w:pPr>
+      <w:rPr>
+        <w:rFonts w:ascii="Wingdings" w:hAnsi="Wingdings" w:hint="default"/>
+      </w:rPr>
+    </w:lvl>
+  </w:abstractNum>
+  <w:abstractNum w:abstractNumId="4" w15:restartNumberingAfterBreak="0">
+    <w:nsid w:val="1F081E26"/>
+    <w:multiLevelType w:val="hybridMultilevel"/>
+    <w:tmpl w:val="258CF0D4"/>
+    <w:lvl w:ilvl="0" w:tplc="08090001">
+      <w:start w:val="1"/>
+      <w:numFmt w:val="bullet"/>
+      <w:lvlText w:val=""/>
+      <w:lvlJc w:val="left"/>
+      <w:pPr>
+        <w:ind w:left="720" w:hanging="360"/>
+      </w:pPr>
+      <w:rPr>
+        <w:rFonts w:ascii="Symbol" w:hAnsi="Symbol" w:hint="default"/>
+      </w:rPr>
+    </w:lvl>
+    <w:lvl w:ilvl="1" w:tplc="08090003" w:tentative="1">
+      <w:start w:val="1"/>
+      <w:numFmt w:val="bullet"/>
+      <w:lvlText w:val="o"/>
+      <w:lvlJc w:val="left"/>
+      <w:pPr>
+        <w:ind w:left="1440" w:hanging="360"/>
+      </w:pPr>
+      <w:rPr>
+        <w:rFonts w:ascii="Courier New" w:hAnsi="Courier New" w:cs="Courier New" w:hint="default"/>
+      </w:rPr>
+    </w:lvl>
+    <w:lvl w:ilvl="2" w:tplc="08090005" w:tentative="1">
+      <w:start w:val="1"/>
+      <w:numFmt w:val="bullet"/>
+      <w:lvlText w:val=""/>
+      <w:lvlJc w:val="left"/>
+      <w:pPr>
+        <w:ind w:left="2160" w:hanging="360"/>
+      </w:pPr>
+      <w:rPr>
+        <w:rFonts w:ascii="Wingdings" w:hAnsi="Wingdings" w:hint="default"/>
+      </w:rPr>
+    </w:lvl>
+    <w:lvl w:ilvl="3" w:tplc="08090001" w:tentative="1">
+      <w:start w:val="1"/>
+      <w:numFmt w:val="bullet"/>
+      <w:lvlText w:val=""/>
+      <w:lvlJc w:val="left"/>
+      <w:pPr>
+        <w:ind w:left="2880" w:hanging="360"/>
+      </w:pPr>
+      <w:rPr>
+        <w:rFonts w:ascii="Symbol" w:hAnsi="Symbol" w:hint="default"/>
+      </w:rPr>
+    </w:lvl>
+    <w:lvl w:ilvl="4" w:tplc="08090003" w:tentative="1">
+      <w:start w:val="1"/>
+      <w:numFmt w:val="bullet"/>
+      <w:lvlText w:val="o"/>
+      <w:lvlJc w:val="left"/>
+      <w:pPr>
+        <w:ind w:left="3600" w:hanging="360"/>
+      </w:pPr>
+      <w:rPr>
+        <w:rFonts w:ascii="Courier New" w:hAnsi="Courier New" w:cs="Courier New" w:hint="default"/>
+      </w:rPr>
+    </w:lvl>
+    <w:lvl w:ilvl="5" w:tplc="08090005" w:tentative="1">
+      <w:start w:val="1"/>
+      <w:numFmt w:val="bullet"/>
+      <w:lvlText w:val=""/>
+      <w:lvlJc w:val="left"/>
+      <w:pPr>
+        <w:ind w:left="4320" w:hanging="360"/>
+      </w:pPr>
+      <w:rPr>
+        <w:rFonts w:ascii="Wingdings" w:hAnsi="Wingdings" w:hint="default"/>
+      </w:rPr>
+    </w:lvl>
+    <w:lvl w:ilvl="6" w:tplc="08090001" w:tentative="1">
+      <w:start w:val="1"/>
+      <w:numFmt w:val="bullet"/>
+      <w:lvlText w:val=""/>
+      <w:lvlJc w:val="left"/>
+      <w:pPr>
+        <w:ind w:left="5040" w:hanging="360"/>
+      </w:pPr>
+      <w:rPr>
+        <w:rFonts w:ascii="Symbol" w:hAnsi="Symbol" w:hint="default"/>
+      </w:rPr>
+    </w:lvl>
+    <w:lvl w:ilvl="7" w:tplc="08090003" w:tentative="1">
+      <w:start w:val="1"/>
+      <w:numFmt w:val="bullet"/>
+      <w:lvlText w:val="o"/>
+      <w:lvlJc w:val="left"/>
+      <w:pPr>
+        <w:ind w:left="5760" w:hanging="360"/>
+      </w:pPr>
+      <w:rPr>
+        <w:rFonts w:ascii="Courier New" w:hAnsi="Courier New" w:cs="Courier New" w:hint="default"/>
+      </w:rPr>
+    </w:lvl>
+    <w:lvl w:ilvl="8" w:tplc="08090005" w:tentative="1">
+      <w:start w:val="1"/>
+      <w:numFmt w:val="bullet"/>
+      <w:lvlText w:val=""/>
+      <w:lvlJc w:val="left"/>
+      <w:pPr>
+        <w:ind w:left="6480" w:hanging="360"/>
+      </w:pPr>
+      <w:rPr>
+        <w:rFonts w:ascii="Wingdings" w:hAnsi="Wingdings" w:hint="default"/>
+      </w:rPr>
+    </w:lvl>
+  </w:abstractNum>
+  <w:abstractNum w:abstractNumId="5" w15:restartNumberingAfterBreak="0">
     <w:nsid w:val="3EC8500D"/>
     <w:multiLevelType w:val="hybridMultilevel"/>
     <w:tmpl w:val="A35A21DE"/>
@@ -1545,7 +2994,661 @@
       </w:rPr>
     </w:lvl>
   </w:abstractNum>
-  <w:abstractNum w:abstractNumId="4" w15:restartNumberingAfterBreak="0">
+  <w:abstractNum w:abstractNumId="6" w15:restartNumberingAfterBreak="0">
+    <w:nsid w:val="406D4F2B"/>
+    <w:multiLevelType w:val="hybridMultilevel"/>
+    <w:tmpl w:val="A60CB410"/>
+    <w:lvl w:ilvl="0" w:tplc="08090011">
+      <w:start w:val="1"/>
+      <w:numFmt w:val="decimal"/>
+      <w:lvlText w:val="%1)"/>
+      <w:lvlJc w:val="left"/>
+      <w:pPr>
+        <w:ind w:left="720" w:hanging="360"/>
+      </w:pPr>
+      <w:rPr>
+        <w:rFonts w:hint="default"/>
+      </w:rPr>
+    </w:lvl>
+    <w:lvl w:ilvl="1" w:tplc="08090003">
+      <w:start w:val="1"/>
+      <w:numFmt w:val="bullet"/>
+      <w:lvlText w:val="o"/>
+      <w:lvlJc w:val="left"/>
+      <w:pPr>
+        <w:ind w:left="1440" w:hanging="360"/>
+      </w:pPr>
+      <w:rPr>
+        <w:rFonts w:ascii="Courier New" w:hAnsi="Courier New" w:cs="Courier New" w:hint="default"/>
+      </w:rPr>
+    </w:lvl>
+    <w:lvl w:ilvl="2" w:tplc="08090005">
+      <w:start w:val="1"/>
+      <w:numFmt w:val="bullet"/>
+      <w:lvlText w:val=""/>
+      <w:lvlJc w:val="left"/>
+      <w:pPr>
+        <w:ind w:left="2160" w:hanging="360"/>
+      </w:pPr>
+      <w:rPr>
+        <w:rFonts w:ascii="Wingdings" w:hAnsi="Wingdings" w:hint="default"/>
+      </w:rPr>
+    </w:lvl>
+    <w:lvl w:ilvl="3" w:tplc="08090001" w:tentative="1">
+      <w:start w:val="1"/>
+      <w:numFmt w:val="bullet"/>
+      <w:lvlText w:val=""/>
+      <w:lvlJc w:val="left"/>
+      <w:pPr>
+        <w:ind w:left="2880" w:hanging="360"/>
+      </w:pPr>
+      <w:rPr>
+        <w:rFonts w:ascii="Symbol" w:hAnsi="Symbol" w:hint="default"/>
+      </w:rPr>
+    </w:lvl>
+    <w:lvl w:ilvl="4" w:tplc="08090003" w:tentative="1">
+      <w:start w:val="1"/>
+      <w:numFmt w:val="bullet"/>
+      <w:lvlText w:val="o"/>
+      <w:lvlJc w:val="left"/>
+      <w:pPr>
+        <w:ind w:left="3600" w:hanging="360"/>
+      </w:pPr>
+      <w:rPr>
+        <w:rFonts w:ascii="Courier New" w:hAnsi="Courier New" w:cs="Courier New" w:hint="default"/>
+      </w:rPr>
+    </w:lvl>
+    <w:lvl w:ilvl="5" w:tplc="08090005" w:tentative="1">
+      <w:start w:val="1"/>
+      <w:numFmt w:val="bullet"/>
+      <w:lvlText w:val=""/>
+      <w:lvlJc w:val="left"/>
+      <w:pPr>
+        <w:ind w:left="4320" w:hanging="360"/>
+      </w:pPr>
+      <w:rPr>
+        <w:rFonts w:ascii="Wingdings" w:hAnsi="Wingdings" w:hint="default"/>
+      </w:rPr>
+    </w:lvl>
+    <w:lvl w:ilvl="6" w:tplc="08090001" w:tentative="1">
+      <w:start w:val="1"/>
+      <w:numFmt w:val="bullet"/>
+      <w:lvlText w:val=""/>
+      <w:lvlJc w:val="left"/>
+      <w:pPr>
+        <w:ind w:left="5040" w:hanging="360"/>
+      </w:pPr>
+      <w:rPr>
+        <w:rFonts w:ascii="Symbol" w:hAnsi="Symbol" w:hint="default"/>
+      </w:rPr>
+    </w:lvl>
+    <w:lvl w:ilvl="7" w:tplc="08090003" w:tentative="1">
+      <w:start w:val="1"/>
+      <w:numFmt w:val="bullet"/>
+      <w:lvlText w:val="o"/>
+      <w:lvlJc w:val="left"/>
+      <w:pPr>
+        <w:ind w:left="5760" w:hanging="360"/>
+      </w:pPr>
+      <w:rPr>
+        <w:rFonts w:ascii="Courier New" w:hAnsi="Courier New" w:cs="Courier New" w:hint="default"/>
+      </w:rPr>
+    </w:lvl>
+    <w:lvl w:ilvl="8" w:tplc="08090005" w:tentative="1">
+      <w:start w:val="1"/>
+      <w:numFmt w:val="bullet"/>
+      <w:lvlText w:val=""/>
+      <w:lvlJc w:val="left"/>
+      <w:pPr>
+        <w:ind w:left="6480" w:hanging="360"/>
+      </w:pPr>
+      <w:rPr>
+        <w:rFonts w:ascii="Wingdings" w:hAnsi="Wingdings" w:hint="default"/>
+      </w:rPr>
+    </w:lvl>
+  </w:abstractNum>
+  <w:abstractNum w:abstractNumId="7" w15:restartNumberingAfterBreak="0">
+    <w:nsid w:val="42E9141E"/>
+    <w:multiLevelType w:val="hybridMultilevel"/>
+    <w:tmpl w:val="E0B88B36"/>
+    <w:lvl w:ilvl="0" w:tplc="08090001">
+      <w:start w:val="1"/>
+      <w:numFmt w:val="bullet"/>
+      <w:lvlText w:val=""/>
+      <w:lvlJc w:val="left"/>
+      <w:pPr>
+        <w:ind w:left="720" w:hanging="360"/>
+      </w:pPr>
+      <w:rPr>
+        <w:rFonts w:ascii="Symbol" w:hAnsi="Symbol" w:hint="default"/>
+      </w:rPr>
+    </w:lvl>
+    <w:lvl w:ilvl="1" w:tplc="08090003">
+      <w:start w:val="1"/>
+      <w:numFmt w:val="bullet"/>
+      <w:lvlText w:val="o"/>
+      <w:lvlJc w:val="left"/>
+      <w:pPr>
+        <w:ind w:left="1440" w:hanging="360"/>
+      </w:pPr>
+      <w:rPr>
+        <w:rFonts w:ascii="Courier New" w:hAnsi="Courier New" w:cs="Courier New" w:hint="default"/>
+      </w:rPr>
+    </w:lvl>
+    <w:lvl w:ilvl="2" w:tplc="08090005">
+      <w:start w:val="1"/>
+      <w:numFmt w:val="bullet"/>
+      <w:lvlText w:val=""/>
+      <w:lvlJc w:val="left"/>
+      <w:pPr>
+        <w:ind w:left="2160" w:hanging="360"/>
+      </w:pPr>
+      <w:rPr>
+        <w:rFonts w:ascii="Wingdings" w:hAnsi="Wingdings" w:hint="default"/>
+      </w:rPr>
+    </w:lvl>
+    <w:lvl w:ilvl="3" w:tplc="08090001" w:tentative="1">
+      <w:start w:val="1"/>
+      <w:numFmt w:val="bullet"/>
+      <w:lvlText w:val=""/>
+      <w:lvlJc w:val="left"/>
+      <w:pPr>
+        <w:ind w:left="2880" w:hanging="360"/>
+      </w:pPr>
+      <w:rPr>
+        <w:rFonts w:ascii="Symbol" w:hAnsi="Symbol" w:hint="default"/>
+      </w:rPr>
+    </w:lvl>
+    <w:lvl w:ilvl="4" w:tplc="08090003" w:tentative="1">
+      <w:start w:val="1"/>
+      <w:numFmt w:val="bullet"/>
+      <w:lvlText w:val="o"/>
+      <w:lvlJc w:val="left"/>
+      <w:pPr>
+        <w:ind w:left="3600" w:hanging="360"/>
+      </w:pPr>
+      <w:rPr>
+        <w:rFonts w:ascii="Courier New" w:hAnsi="Courier New" w:cs="Courier New" w:hint="default"/>
+      </w:rPr>
+    </w:lvl>
+    <w:lvl w:ilvl="5" w:tplc="08090005" w:tentative="1">
+      <w:start w:val="1"/>
+      <w:numFmt w:val="bullet"/>
+      <w:lvlText w:val=""/>
+      <w:lvlJc w:val="left"/>
+      <w:pPr>
+        <w:ind w:left="4320" w:hanging="360"/>
+      </w:pPr>
+      <w:rPr>
+        <w:rFonts w:ascii="Wingdings" w:hAnsi="Wingdings" w:hint="default"/>
+      </w:rPr>
+    </w:lvl>
+    <w:lvl w:ilvl="6" w:tplc="08090001" w:tentative="1">
+      <w:start w:val="1"/>
+      <w:numFmt w:val="bullet"/>
+      <w:lvlText w:val=""/>
+      <w:lvlJc w:val="left"/>
+      <w:pPr>
+        <w:ind w:left="5040" w:hanging="360"/>
+      </w:pPr>
+      <w:rPr>
+        <w:rFonts w:ascii="Symbol" w:hAnsi="Symbol" w:hint="default"/>
+      </w:rPr>
+    </w:lvl>
+    <w:lvl w:ilvl="7" w:tplc="08090003" w:tentative="1">
+      <w:start w:val="1"/>
+      <w:numFmt w:val="bullet"/>
+      <w:lvlText w:val="o"/>
+      <w:lvlJc w:val="left"/>
+      <w:pPr>
+        <w:ind w:left="5760" w:hanging="360"/>
+      </w:pPr>
+      <w:rPr>
+        <w:rFonts w:ascii="Courier New" w:hAnsi="Courier New" w:cs="Courier New" w:hint="default"/>
+      </w:rPr>
+    </w:lvl>
+    <w:lvl w:ilvl="8" w:tplc="08090005" w:tentative="1">
+      <w:start w:val="1"/>
+      <w:numFmt w:val="bullet"/>
+      <w:lvlText w:val=""/>
+      <w:lvlJc w:val="left"/>
+      <w:pPr>
+        <w:ind w:left="6480" w:hanging="360"/>
+      </w:pPr>
+      <w:rPr>
+        <w:rFonts w:ascii="Wingdings" w:hAnsi="Wingdings" w:hint="default"/>
+      </w:rPr>
+    </w:lvl>
+  </w:abstractNum>
+  <w:abstractNum w:abstractNumId="8" w15:restartNumberingAfterBreak="0">
+    <w:nsid w:val="5D542B58"/>
+    <w:multiLevelType w:val="hybridMultilevel"/>
+    <w:tmpl w:val="278ED724"/>
+    <w:lvl w:ilvl="0" w:tplc="08090001">
+      <w:start w:val="1"/>
+      <w:numFmt w:val="bullet"/>
+      <w:lvlText w:val=""/>
+      <w:lvlJc w:val="left"/>
+      <w:pPr>
+        <w:ind w:left="720" w:hanging="360"/>
+      </w:pPr>
+      <w:rPr>
+        <w:rFonts w:ascii="Symbol" w:hAnsi="Symbol" w:hint="default"/>
+      </w:rPr>
+    </w:lvl>
+    <w:lvl w:ilvl="1" w:tplc="08090003" w:tentative="1">
+      <w:start w:val="1"/>
+      <w:numFmt w:val="bullet"/>
+      <w:lvlText w:val="o"/>
+      <w:lvlJc w:val="left"/>
+      <w:pPr>
+        <w:ind w:left="1440" w:hanging="360"/>
+      </w:pPr>
+      <w:rPr>
+        <w:rFonts w:ascii="Courier New" w:hAnsi="Courier New" w:cs="Courier New" w:hint="default"/>
+      </w:rPr>
+    </w:lvl>
+    <w:lvl w:ilvl="2" w:tplc="08090005" w:tentative="1">
+      <w:start w:val="1"/>
+      <w:numFmt w:val="bullet"/>
+      <w:lvlText w:val=""/>
+      <w:lvlJc w:val="left"/>
+      <w:pPr>
+        <w:ind w:left="2160" w:hanging="360"/>
+      </w:pPr>
+      <w:rPr>
+        <w:rFonts w:ascii="Wingdings" w:hAnsi="Wingdings" w:hint="default"/>
+      </w:rPr>
+    </w:lvl>
+    <w:lvl w:ilvl="3" w:tplc="08090001" w:tentative="1">
+      <w:start w:val="1"/>
+      <w:numFmt w:val="bullet"/>
+      <w:lvlText w:val=""/>
+      <w:lvlJc w:val="left"/>
+      <w:pPr>
+        <w:ind w:left="2880" w:hanging="360"/>
+      </w:pPr>
+      <w:rPr>
+        <w:rFonts w:ascii="Symbol" w:hAnsi="Symbol" w:hint="default"/>
+      </w:rPr>
+    </w:lvl>
+    <w:lvl w:ilvl="4" w:tplc="08090003" w:tentative="1">
+      <w:start w:val="1"/>
+      <w:numFmt w:val="bullet"/>
+      <w:lvlText w:val="o"/>
+      <w:lvlJc w:val="left"/>
+      <w:pPr>
+        <w:ind w:left="3600" w:hanging="360"/>
+      </w:pPr>
+      <w:rPr>
+        <w:rFonts w:ascii="Courier New" w:hAnsi="Courier New" w:cs="Courier New" w:hint="default"/>
+      </w:rPr>
+    </w:lvl>
+    <w:lvl w:ilvl="5" w:tplc="08090005" w:tentative="1">
+      <w:start w:val="1"/>
+      <w:numFmt w:val="bullet"/>
+      <w:lvlText w:val=""/>
+      <w:lvlJc w:val="left"/>
+      <w:pPr>
+        <w:ind w:left="4320" w:hanging="360"/>
+      </w:pPr>
+      <w:rPr>
+        <w:rFonts w:ascii="Wingdings" w:hAnsi="Wingdings" w:hint="default"/>
+      </w:rPr>
+    </w:lvl>
+    <w:lvl w:ilvl="6" w:tplc="08090001" w:tentative="1">
+      <w:start w:val="1"/>
+      <w:numFmt w:val="bullet"/>
+      <w:lvlText w:val=""/>
+      <w:lvlJc w:val="left"/>
+      <w:pPr>
+        <w:ind w:left="5040" w:hanging="360"/>
+      </w:pPr>
+      <w:rPr>
+        <w:rFonts w:ascii="Symbol" w:hAnsi="Symbol" w:hint="default"/>
+      </w:rPr>
+    </w:lvl>
+    <w:lvl w:ilvl="7" w:tplc="08090003" w:tentative="1">
+      <w:start w:val="1"/>
+      <w:numFmt w:val="bullet"/>
+      <w:lvlText w:val="o"/>
+      <w:lvlJc w:val="left"/>
+      <w:pPr>
+        <w:ind w:left="5760" w:hanging="360"/>
+      </w:pPr>
+      <w:rPr>
+        <w:rFonts w:ascii="Courier New" w:hAnsi="Courier New" w:cs="Courier New" w:hint="default"/>
+      </w:rPr>
+    </w:lvl>
+    <w:lvl w:ilvl="8" w:tplc="08090005" w:tentative="1">
+      <w:start w:val="1"/>
+      <w:numFmt w:val="bullet"/>
+      <w:lvlText w:val=""/>
+      <w:lvlJc w:val="left"/>
+      <w:pPr>
+        <w:ind w:left="6480" w:hanging="360"/>
+      </w:pPr>
+      <w:rPr>
+        <w:rFonts w:ascii="Wingdings" w:hAnsi="Wingdings" w:hint="default"/>
+      </w:rPr>
+    </w:lvl>
+  </w:abstractNum>
+  <w:abstractNum w:abstractNumId="9" w15:restartNumberingAfterBreak="0">
+    <w:nsid w:val="62D853F4"/>
+    <w:multiLevelType w:val="hybridMultilevel"/>
+    <w:tmpl w:val="F0B63282"/>
+    <w:lvl w:ilvl="0" w:tplc="08090001">
+      <w:start w:val="1"/>
+      <w:numFmt w:val="bullet"/>
+      <w:lvlText w:val=""/>
+      <w:lvlJc w:val="left"/>
+      <w:pPr>
+        <w:ind w:left="720" w:hanging="360"/>
+      </w:pPr>
+      <w:rPr>
+        <w:rFonts w:ascii="Symbol" w:hAnsi="Symbol" w:hint="default"/>
+      </w:rPr>
+    </w:lvl>
+    <w:lvl w:ilvl="1" w:tplc="08090003" w:tentative="1">
+      <w:start w:val="1"/>
+      <w:numFmt w:val="bullet"/>
+      <w:lvlText w:val="o"/>
+      <w:lvlJc w:val="left"/>
+      <w:pPr>
+        <w:ind w:left="1440" w:hanging="360"/>
+      </w:pPr>
+      <w:rPr>
+        <w:rFonts w:ascii="Courier New" w:hAnsi="Courier New" w:cs="Courier New" w:hint="default"/>
+      </w:rPr>
+    </w:lvl>
+    <w:lvl w:ilvl="2" w:tplc="08090005" w:tentative="1">
+      <w:start w:val="1"/>
+      <w:numFmt w:val="bullet"/>
+      <w:lvlText w:val=""/>
+      <w:lvlJc w:val="left"/>
+      <w:pPr>
+        <w:ind w:left="2160" w:hanging="360"/>
+      </w:pPr>
+      <w:rPr>
+        <w:rFonts w:ascii="Wingdings" w:hAnsi="Wingdings" w:hint="default"/>
+      </w:rPr>
+    </w:lvl>
+    <w:lvl w:ilvl="3" w:tplc="08090001" w:tentative="1">
+      <w:start w:val="1"/>
+      <w:numFmt w:val="bullet"/>
+      <w:lvlText w:val=""/>
+      <w:lvlJc w:val="left"/>
+      <w:pPr>
+        <w:ind w:left="2880" w:hanging="360"/>
+      </w:pPr>
+      <w:rPr>
+        <w:rFonts w:ascii="Symbol" w:hAnsi="Symbol" w:hint="default"/>
+      </w:rPr>
+    </w:lvl>
+    <w:lvl w:ilvl="4" w:tplc="08090003" w:tentative="1">
+      <w:start w:val="1"/>
+      <w:numFmt w:val="bullet"/>
+      <w:lvlText w:val="o"/>
+      <w:lvlJc w:val="left"/>
+      <w:pPr>
+        <w:ind w:left="3600" w:hanging="360"/>
+      </w:pPr>
+      <w:rPr>
+        <w:rFonts w:ascii="Courier New" w:hAnsi="Courier New" w:cs="Courier New" w:hint="default"/>
+      </w:rPr>
+    </w:lvl>
+    <w:lvl w:ilvl="5" w:tplc="08090005" w:tentative="1">
+      <w:start w:val="1"/>
+      <w:numFmt w:val="bullet"/>
+      <w:lvlText w:val=""/>
+      <w:lvlJc w:val="left"/>
+      <w:pPr>
+        <w:ind w:left="4320" w:hanging="360"/>
+      </w:pPr>
+      <w:rPr>
+        <w:rFonts w:ascii="Wingdings" w:hAnsi="Wingdings" w:hint="default"/>
+      </w:rPr>
+    </w:lvl>
+    <w:lvl w:ilvl="6" w:tplc="08090001" w:tentative="1">
+      <w:start w:val="1"/>
+      <w:numFmt w:val="bullet"/>
+      <w:lvlText w:val=""/>
+      <w:lvlJc w:val="left"/>
+      <w:pPr>
+        <w:ind w:left="5040" w:hanging="360"/>
+      </w:pPr>
+      <w:rPr>
+        <w:rFonts w:ascii="Symbol" w:hAnsi="Symbol" w:hint="default"/>
+      </w:rPr>
+    </w:lvl>
+    <w:lvl w:ilvl="7" w:tplc="08090003" w:tentative="1">
+      <w:start w:val="1"/>
+      <w:numFmt w:val="bullet"/>
+      <w:lvlText w:val="o"/>
+      <w:lvlJc w:val="left"/>
+      <w:pPr>
+        <w:ind w:left="5760" w:hanging="360"/>
+      </w:pPr>
+      <w:rPr>
+        <w:rFonts w:ascii="Courier New" w:hAnsi="Courier New" w:cs="Courier New" w:hint="default"/>
+      </w:rPr>
+    </w:lvl>
+    <w:lvl w:ilvl="8" w:tplc="08090005" w:tentative="1">
+      <w:start w:val="1"/>
+      <w:numFmt w:val="bullet"/>
+      <w:lvlText w:val=""/>
+      <w:lvlJc w:val="left"/>
+      <w:pPr>
+        <w:ind w:left="6480" w:hanging="360"/>
+      </w:pPr>
+      <w:rPr>
+        <w:rFonts w:ascii="Wingdings" w:hAnsi="Wingdings" w:hint="default"/>
+      </w:rPr>
+    </w:lvl>
+  </w:abstractNum>
+  <w:abstractNum w:abstractNumId="10" w15:restartNumberingAfterBreak="0">
+    <w:nsid w:val="68654058"/>
+    <w:multiLevelType w:val="hybridMultilevel"/>
+    <w:tmpl w:val="4252D8A0"/>
+    <w:lvl w:ilvl="0" w:tplc="08090001">
+      <w:start w:val="1"/>
+      <w:numFmt w:val="bullet"/>
+      <w:lvlText w:val=""/>
+      <w:lvlJc w:val="left"/>
+      <w:pPr>
+        <w:ind w:left="720" w:hanging="360"/>
+      </w:pPr>
+      <w:rPr>
+        <w:rFonts w:ascii="Symbol" w:hAnsi="Symbol" w:hint="default"/>
+      </w:rPr>
+    </w:lvl>
+    <w:lvl w:ilvl="1" w:tplc="08090003">
+      <w:start w:val="1"/>
+      <w:numFmt w:val="bullet"/>
+      <w:lvlText w:val="o"/>
+      <w:lvlJc w:val="left"/>
+      <w:pPr>
+        <w:ind w:left="1440" w:hanging="360"/>
+      </w:pPr>
+      <w:rPr>
+        <w:rFonts w:ascii="Courier New" w:hAnsi="Courier New" w:cs="Courier New" w:hint="default"/>
+      </w:rPr>
+    </w:lvl>
+    <w:lvl w:ilvl="2" w:tplc="08090005" w:tentative="1">
+      <w:start w:val="1"/>
+      <w:numFmt w:val="bullet"/>
+      <w:lvlText w:val=""/>
+      <w:lvlJc w:val="left"/>
+      <w:pPr>
+        <w:ind w:left="2160" w:hanging="360"/>
+      </w:pPr>
+      <w:rPr>
+        <w:rFonts w:ascii="Wingdings" w:hAnsi="Wingdings" w:hint="default"/>
+      </w:rPr>
+    </w:lvl>
+    <w:lvl w:ilvl="3" w:tplc="08090001" w:tentative="1">
+      <w:start w:val="1"/>
+      <w:numFmt w:val="bullet"/>
+      <w:lvlText w:val=""/>
+      <w:lvlJc w:val="left"/>
+      <w:pPr>
+        <w:ind w:left="2880" w:hanging="360"/>
+      </w:pPr>
+      <w:rPr>
+        <w:rFonts w:ascii="Symbol" w:hAnsi="Symbol" w:hint="default"/>
+      </w:rPr>
+    </w:lvl>
+    <w:lvl w:ilvl="4" w:tplc="08090003" w:tentative="1">
+      <w:start w:val="1"/>
+      <w:numFmt w:val="bullet"/>
+      <w:lvlText w:val="o"/>
+      <w:lvlJc w:val="left"/>
+      <w:pPr>
+        <w:ind w:left="3600" w:hanging="360"/>
+      </w:pPr>
+      <w:rPr>
+        <w:rFonts w:ascii="Courier New" w:hAnsi="Courier New" w:cs="Courier New" w:hint="default"/>
+      </w:rPr>
+    </w:lvl>
+    <w:lvl w:ilvl="5" w:tplc="08090005" w:tentative="1">
+      <w:start w:val="1"/>
+      <w:numFmt w:val="bullet"/>
+      <w:lvlText w:val=""/>
+      <w:lvlJc w:val="left"/>
+      <w:pPr>
+        <w:ind w:left="4320" w:hanging="360"/>
+      </w:pPr>
+      <w:rPr>
+        <w:rFonts w:ascii="Wingdings" w:hAnsi="Wingdings" w:hint="default"/>
+      </w:rPr>
+    </w:lvl>
+    <w:lvl w:ilvl="6" w:tplc="08090001" w:tentative="1">
+      <w:start w:val="1"/>
+      <w:numFmt w:val="bullet"/>
+      <w:lvlText w:val=""/>
+      <w:lvlJc w:val="left"/>
+      <w:pPr>
+        <w:ind w:left="5040" w:hanging="360"/>
+      </w:pPr>
+      <w:rPr>
+        <w:rFonts w:ascii="Symbol" w:hAnsi="Symbol" w:hint="default"/>
+      </w:rPr>
+    </w:lvl>
+    <w:lvl w:ilvl="7" w:tplc="08090003" w:tentative="1">
+      <w:start w:val="1"/>
+      <w:numFmt w:val="bullet"/>
+      <w:lvlText w:val="o"/>
+      <w:lvlJc w:val="left"/>
+      <w:pPr>
+        <w:ind w:left="5760" w:hanging="360"/>
+      </w:pPr>
+      <w:rPr>
+        <w:rFonts w:ascii="Courier New" w:hAnsi="Courier New" w:cs="Courier New" w:hint="default"/>
+      </w:rPr>
+    </w:lvl>
+    <w:lvl w:ilvl="8" w:tplc="08090005" w:tentative="1">
+      <w:start w:val="1"/>
+      <w:numFmt w:val="bullet"/>
+      <w:lvlText w:val=""/>
+      <w:lvlJc w:val="left"/>
+      <w:pPr>
+        <w:ind w:left="6480" w:hanging="360"/>
+      </w:pPr>
+      <w:rPr>
+        <w:rFonts w:ascii="Wingdings" w:hAnsi="Wingdings" w:hint="default"/>
+      </w:rPr>
+    </w:lvl>
+  </w:abstractNum>
+  <w:abstractNum w:abstractNumId="11" w15:restartNumberingAfterBreak="0">
+    <w:nsid w:val="6DCA38F5"/>
+    <w:multiLevelType w:val="hybridMultilevel"/>
+    <w:tmpl w:val="7ED6443C"/>
+    <w:lvl w:ilvl="0" w:tplc="3208D322">
+      <w:start w:val="1"/>
+      <w:numFmt w:val="decimal"/>
+      <w:lvlText w:val="%1)"/>
+      <w:lvlJc w:val="left"/>
+      <w:pPr>
+        <w:ind w:left="720" w:hanging="360"/>
+      </w:pPr>
+      <w:rPr>
+        <w:rFonts w:hint="default"/>
+      </w:rPr>
+    </w:lvl>
+    <w:lvl w:ilvl="1" w:tplc="08090019">
+      <w:start w:val="1"/>
+      <w:numFmt w:val="lowerLetter"/>
+      <w:lvlText w:val="%2."/>
+      <w:lvlJc w:val="left"/>
+      <w:pPr>
+        <w:ind w:left="1440" w:hanging="360"/>
+      </w:pPr>
+    </w:lvl>
+    <w:lvl w:ilvl="2" w:tplc="0809001B" w:tentative="1">
+      <w:start w:val="1"/>
+      <w:numFmt w:val="lowerRoman"/>
+      <w:lvlText w:val="%3."/>
+      <w:lvlJc w:val="right"/>
+      <w:pPr>
+        <w:ind w:left="2160" w:hanging="180"/>
+      </w:pPr>
+    </w:lvl>
+    <w:lvl w:ilvl="3" w:tplc="0809000F" w:tentative="1">
+      <w:start w:val="1"/>
+      <w:numFmt w:val="decimal"/>
+      <w:lvlText w:val="%4."/>
+      <w:lvlJc w:val="left"/>
+      <w:pPr>
+        <w:ind w:left="2880" w:hanging="360"/>
+      </w:pPr>
+    </w:lvl>
+    <w:lvl w:ilvl="4" w:tplc="08090019" w:tentative="1">
+      <w:start w:val="1"/>
+      <w:numFmt w:val="lowerLetter"/>
+      <w:lvlText w:val="%5."/>
+      <w:lvlJc w:val="left"/>
+      <w:pPr>
+        <w:ind w:left="3600" w:hanging="360"/>
+      </w:pPr>
+    </w:lvl>
+    <w:lvl w:ilvl="5" w:tplc="0809001B" w:tentative="1">
+      <w:start w:val="1"/>
+      <w:numFmt w:val="lowerRoman"/>
+      <w:lvlText w:val="%6."/>
+      <w:lvlJc w:val="right"/>
+      <w:pPr>
+        <w:ind w:left="4320" w:hanging="180"/>
+      </w:pPr>
+    </w:lvl>
+    <w:lvl w:ilvl="6" w:tplc="0809000F" w:tentative="1">
+      <w:start w:val="1"/>
+      <w:numFmt w:val="decimal"/>
+      <w:lvlText w:val="%7."/>
+      <w:lvlJc w:val="left"/>
+      <w:pPr>
+        <w:ind w:left="5040" w:hanging="360"/>
+      </w:pPr>
+    </w:lvl>
+    <w:lvl w:ilvl="7" w:tplc="08090019" w:tentative="1">
+      <w:start w:val="1"/>
+      <w:numFmt w:val="lowerLetter"/>
+      <w:lvlText w:val="%8."/>
+      <w:lvlJc w:val="left"/>
+      <w:pPr>
+        <w:ind w:left="5760" w:hanging="360"/>
+      </w:pPr>
+    </w:lvl>
+    <w:lvl w:ilvl="8" w:tplc="0809001B" w:tentative="1">
+      <w:start w:val="1"/>
+      <w:numFmt w:val="lowerRoman"/>
+      <w:lvlText w:val="%9."/>
+      <w:lvlJc w:val="right"/>
+      <w:pPr>
+        <w:ind w:left="6480" w:hanging="180"/>
+      </w:pPr>
+    </w:lvl>
+  </w:abstractNum>
+  <w:abstractNum w:abstractNumId="12" w15:restartNumberingAfterBreak="0">
     <w:nsid w:val="73304745"/>
     <w:multiLevelType w:val="hybridMultilevel"/>
     <w:tmpl w:val="B2A610F8"/>
@@ -1658,7 +3761,7 @@
       </w:rPr>
     </w:lvl>
   </w:abstractNum>
-  <w:abstractNum w:abstractNumId="5" w15:restartNumberingAfterBreak="0">
+  <w:abstractNum w:abstractNumId="13" w15:restartNumberingAfterBreak="0">
     <w:nsid w:val="78C27322"/>
     <w:multiLevelType w:val="hybridMultilevel"/>
     <w:tmpl w:val="607863D2"/>
@@ -1775,10 +3878,10 @@
     <w:abstractNumId w:val="0"/>
   </w:num>
   <w:num w:numId="2" w16cid:durableId="1638951664">
-    <w:abstractNumId w:val="3"/>
+    <w:abstractNumId w:val="5"/>
   </w:num>
   <w:num w:numId="3" w16cid:durableId="133066642">
-    <w:abstractNumId w:val="4"/>
+    <w:abstractNumId w:val="12"/>
   </w:num>
   <w:num w:numId="4" w16cid:durableId="1856966757">
     <w:abstractNumId w:val="2"/>
@@ -1787,7 +3890,31 @@
     <w:abstractNumId w:val="1"/>
   </w:num>
   <w:num w:numId="6" w16cid:durableId="273560985">
-    <w:abstractNumId w:val="5"/>
+    <w:abstractNumId w:val="13"/>
+  </w:num>
+  <w:num w:numId="7" w16cid:durableId="1606574191">
+    <w:abstractNumId w:val="7"/>
+  </w:num>
+  <w:num w:numId="8" w16cid:durableId="895238287">
+    <w:abstractNumId w:val="8"/>
+  </w:num>
+  <w:num w:numId="9" w16cid:durableId="357779348">
+    <w:abstractNumId w:val="11"/>
+  </w:num>
+  <w:num w:numId="10" w16cid:durableId="812143522">
+    <w:abstractNumId w:val="6"/>
+  </w:num>
+  <w:num w:numId="11" w16cid:durableId="666443761">
+    <w:abstractNumId w:val="3"/>
+  </w:num>
+  <w:num w:numId="12" w16cid:durableId="1827016768">
+    <w:abstractNumId w:val="4"/>
+  </w:num>
+  <w:num w:numId="13" w16cid:durableId="1632781912">
+    <w:abstractNumId w:val="9"/>
+  </w:num>
+  <w:num w:numId="14" w16cid:durableId="1381250103">
+    <w:abstractNumId w:val="10"/>
   </w:num>
 </w:numbering>
 </file>
@@ -2192,6 +4319,10 @@
   <w:style w:type="paragraph" w:default="1" w:styleId="Normal">
     <w:name w:val="Normal"/>
     <w:qFormat/>
+    <w:rsid w:val="00B42550"/>
+    <w:rPr>
+      <w:sz w:val="28"/>
+    </w:rPr>
   </w:style>
   <w:style w:type="paragraph" w:styleId="Heading1">
     <w:name w:val="heading 1"/>
@@ -2254,7 +4385,6 @@
     <w:rPr>
       <w:rFonts w:eastAsiaTheme="majorEastAsia" w:cstheme="majorBidi"/>
       <w:color w:val="2F5496" w:themeColor="accent1" w:themeShade="BF"/>
-      <w:sz w:val="28"/>
       <w:szCs w:val="28"/>
     </w:rPr>
   </w:style>
@@ -2264,7 +4394,6 @@
     <w:next w:val="Normal"/>
     <w:link w:val="Heading4Char"/>
     <w:uiPriority w:val="9"/>
-    <w:semiHidden/>
     <w:unhideWhenUsed/>
     <w:qFormat/>
     <w:rsid w:val="005367FA"/>
@@ -2461,7 +4590,6 @@
     <w:basedOn w:val="DefaultParagraphFont"/>
     <w:link w:val="Heading4"/>
     <w:uiPriority w:val="9"/>
-    <w:semiHidden/>
     <w:rsid w:val="005367FA"/>
     <w:rPr>
       <w:rFonts w:eastAsiaTheme="majorEastAsia" w:cstheme="majorBidi"/>
@@ -2585,7 +4713,6 @@
       <w:rFonts w:eastAsiaTheme="majorEastAsia" w:cstheme="majorBidi"/>
       <w:color w:val="595959" w:themeColor="text1" w:themeTint="A6"/>
       <w:spacing w:val="15"/>
-      <w:sz w:val="28"/>
       <w:szCs w:val="28"/>
     </w:rPr>
   </w:style>
@@ -2726,6 +4853,18 @@
     <w:rPr>
       <w:color w:val="605E5C"/>
       <w:shd w:val="clear" w:color="auto" w:fill="E1DFDD"/>
+    </w:rPr>
+  </w:style>
+  <w:style w:type="character" w:styleId="FollowedHyperlink">
+    <w:name w:val="FollowedHyperlink"/>
+    <w:basedOn w:val="DefaultParagraphFont"/>
+    <w:uiPriority w:val="99"/>
+    <w:semiHidden/>
+    <w:unhideWhenUsed/>
+    <w:rsid w:val="009C18CC"/>
+    <w:rPr>
+      <w:color w:val="954F72" w:themeColor="followedHyperlink"/>
+      <w:u w:val="single"/>
     </w:rPr>
   </w:style>
 </w:styles>

--- a/content_DM_data9900.docx
+++ b/content_DM_data9900.docx
@@ -1938,11 +1938,328 @@
         <w:t>SHAP -</w:t>
       </w:r>
     </w:p>
+    <w:p/>
     <w:p>
       <w:pPr>
         <w:pStyle w:val="Heading2"/>
       </w:pPr>
-    </w:p>
+      <w:r>
+        <w:t>week 11 – Assoc Rules and Reinforcement Learning – 24</w:t>
+      </w:r>
+      <w:r>
+        <w:rPr>
+          <w:vertAlign w:val="superscript"/>
+        </w:rPr>
+        <w:t>th</w:t>
+      </w:r>
+      <w:r>
+        <w:t xml:space="preserve"> Nov 25</w:t>
+      </w:r>
+    </w:p>
+    <w:p/>
+    <w:p>
+      <w:pPr>
+        <w:pStyle w:val="Heading3"/>
+      </w:pPr>
+      <w:r>
+        <w:t>Association Rules</w:t>
+      </w:r>
+    </w:p>
+    <w:p/>
+    <w:p>
+      <w:r>
+        <w:t>Ho often do you end up buying more</w:t>
+      </w:r>
+    </w:p>
+    <w:p/>
+    <w:p>
+      <w:pPr>
+        <w:pStyle w:val="Heading4"/>
+      </w:pPr>
+      <w:r>
+        <w:t>Learning Outcomes</w:t>
+      </w:r>
+    </w:p>
+    <w:p/>
+    <w:p>
+      <w:pPr>
+        <w:pStyle w:val="Heading4"/>
+      </w:pPr>
+      <w:proofErr w:type="spellStart"/>
+      <w:r>
+        <w:t>Apriori</w:t>
+      </w:r>
+      <w:proofErr w:type="spellEnd"/>
+      <w:r>
+        <w:t xml:space="preserve"> Algorithm </w:t>
+      </w:r>
+    </w:p>
+    <w:p/>
+    <w:p/>
+    <w:p>
+      <w:pPr>
+        <w:pStyle w:val="Heading4"/>
+      </w:pPr>
+      <w:r>
+        <w:t>Main metrics in data mining</w:t>
+      </w:r>
+    </w:p>
+    <w:p/>
+    <w:p>
+      <w:pPr>
+        <w:rPr>
+          <w:highlight w:val="yellow"/>
+        </w:rPr>
+      </w:pPr>
+      <w:r>
+        <w:rPr>
+          <w:highlight w:val="yellow"/>
+        </w:rPr>
+        <w:t>Comment</w:t>
+      </w:r>
+    </w:p>
+    <w:p>
+      <w:pPr>
+        <w:rPr>
+          <w:highlight w:val="yellow"/>
+        </w:rPr>
+      </w:pPr>
+      <w:r>
+        <w:rPr>
+          <w:highlight w:val="yellow"/>
+        </w:rPr>
+        <w:lastRenderedPageBreak/>
+        <w:t xml:space="preserve">Normally </w:t>
+      </w:r>
+      <w:proofErr w:type="spellStart"/>
+      <w:r>
+        <w:rPr>
+          <w:highlight w:val="yellow"/>
+        </w:rPr>
+        <w:t>supermarrlets</w:t>
+      </w:r>
+      <w:proofErr w:type="spellEnd"/>
+      <w:r>
+        <w:rPr>
+          <w:highlight w:val="yellow"/>
+        </w:rPr>
+        <w:t xml:space="preserve"> </w:t>
+      </w:r>
+      <w:proofErr w:type="spellStart"/>
+      <w:r>
+        <w:rPr>
+          <w:highlight w:val="yellow"/>
+        </w:rPr>
+        <w:t>foolw</w:t>
+      </w:r>
+      <w:proofErr w:type="spellEnd"/>
+      <w:r>
+        <w:rPr>
+          <w:highlight w:val="yellow"/>
+        </w:rPr>
+        <w:t xml:space="preserve"> approach of offering same </w:t>
+      </w:r>
+      <w:proofErr w:type="spellStart"/>
+      <w:r>
+        <w:rPr>
+          <w:highlight w:val="yellow"/>
+        </w:rPr>
+        <w:t>produycts</w:t>
+      </w:r>
+      <w:proofErr w:type="spellEnd"/>
+      <w:r>
+        <w:rPr>
+          <w:highlight w:val="yellow"/>
+        </w:rPr>
+        <w:t xml:space="preserve"> i.e. offer </w:t>
+      </w:r>
+      <w:proofErr w:type="spellStart"/>
+      <w:r>
+        <w:rPr>
+          <w:highlight w:val="yellow"/>
+        </w:rPr>
+        <w:t>twn</w:t>
+      </w:r>
+      <w:proofErr w:type="spellEnd"/>
+      <w:r>
+        <w:rPr>
+          <w:highlight w:val="yellow"/>
+        </w:rPr>
+        <w:t xml:space="preserve"> different brand</w:t>
+      </w:r>
+    </w:p>
+    <w:p>
+      <w:pPr>
+        <w:rPr>
+          <w:highlight w:val="yellow"/>
+        </w:rPr>
+      </w:pPr>
+      <w:proofErr w:type="spellStart"/>
+      <w:r>
+        <w:rPr>
+          <w:highlight w:val="yellow"/>
+        </w:rPr>
+        <w:t>Mercardano</w:t>
+      </w:r>
+      <w:proofErr w:type="spellEnd"/>
+    </w:p>
+    <w:p>
+      <w:pPr>
+        <w:rPr>
+          <w:highlight w:val="yellow"/>
+        </w:rPr>
+      </w:pPr>
+      <w:r>
+        <w:rPr>
+          <w:highlight w:val="yellow"/>
+        </w:rPr>
+        <w:t xml:space="preserve">Instead of having so </w:t>
+      </w:r>
+      <w:proofErr w:type="spellStart"/>
+      <w:r>
+        <w:rPr>
+          <w:highlight w:val="yellow"/>
+        </w:rPr>
+        <w:t>manyyuo</w:t>
+      </w:r>
+      <w:proofErr w:type="spellEnd"/>
+      <w:r>
+        <w:rPr>
+          <w:highlight w:val="yellow"/>
+        </w:rPr>
+        <w:t xml:space="preserve"> only have 2 and one </w:t>
+      </w:r>
+      <w:proofErr w:type="spellStart"/>
+      <w:r>
+        <w:rPr>
+          <w:highlight w:val="yellow"/>
+        </w:rPr>
+        <w:t>fo</w:t>
+      </w:r>
+      <w:proofErr w:type="spellEnd"/>
+      <w:r>
+        <w:rPr>
+          <w:highlight w:val="yellow"/>
+        </w:rPr>
+        <w:t xml:space="preserve"> them always ahs a partnership and the brand… so the brand only sells in this supermarket… so only offer two brands… as prices are lower and people just go buy price…</w:t>
+      </w:r>
+      <w:r>
+        <w:rPr>
+          <w:highlight w:val="yellow"/>
+        </w:rPr>
+        <w:t xml:space="preserve"> focused on price</w:t>
+      </w:r>
+    </w:p>
+    <w:p>
+      <w:r>
+        <w:rPr>
+          <w:highlight w:val="yellow"/>
+        </w:rPr>
+        <w:t xml:space="preserve">Didn’t </w:t>
+      </w:r>
+      <w:proofErr w:type="spellStart"/>
+      <w:r>
+        <w:rPr>
+          <w:highlight w:val="yellow"/>
+        </w:rPr>
+        <w:t>expot</w:t>
+      </w:r>
+      <w:proofErr w:type="spellEnd"/>
+      <w:r>
+        <w:rPr>
+          <w:highlight w:val="yellow"/>
+        </w:rPr>
+        <w:t xml:space="preserve"> their business to other countries</w:t>
+      </w:r>
+    </w:p>
+    <w:p/>
+    <w:p/>
+    <w:p>
+      <w:pPr>
+        <w:pStyle w:val="ListParagraph"/>
+        <w:numPr>
+          <w:ilvl w:val="0"/>
+          <w:numId w:val="15"/>
+        </w:numPr>
+        <w:rPr>
+          <w:b/>
+          <w:bCs/>
+          <w:u w:val="single"/>
+        </w:rPr>
+      </w:pPr>
+      <w:r>
+        <w:rPr>
+          <w:b/>
+          <w:bCs/>
+          <w:u w:val="single"/>
+        </w:rPr>
+        <w:t>Support metric</w:t>
+      </w:r>
+    </w:p>
+    <w:p>
+      <w:pPr>
+        <w:pStyle w:val="ListParagraph"/>
+        <w:numPr>
+          <w:ilvl w:val="0"/>
+          <w:numId w:val="15"/>
+        </w:numPr>
+      </w:pPr>
+      <w:r>
+        <w:rPr>
+          <w:b/>
+          <w:bCs/>
+          <w:u w:val="single"/>
+        </w:rPr>
+        <w:t>Confidence metric</w:t>
+      </w:r>
+      <w:r>
+        <w:t xml:space="preserve"> = how likely is it t be true (if it contains it also contains beer &gt;&gt; ho9w many</w:t>
+      </w:r>
+      <w:r>
+        <w:t xml:space="preserve"> times is it true</w:t>
+      </w:r>
+      <w:r>
+        <w:t>)</w:t>
+      </w:r>
+    </w:p>
+    <w:p>
+      <w:pPr>
+        <w:pStyle w:val="ListParagraph"/>
+        <w:numPr>
+          <w:ilvl w:val="0"/>
+          <w:numId w:val="15"/>
+        </w:numPr>
+      </w:pPr>
+      <w:r>
+        <w:rPr>
+          <w:b/>
+          <w:bCs/>
+          <w:u w:val="single"/>
+        </w:rPr>
+        <w:t>Lift metric</w:t>
+      </w:r>
+      <w:r>
+        <w:t xml:space="preserve"> = correlation</w:t>
+      </w:r>
+    </w:p>
+    <w:p/>
+    <w:p>
+      <w:r>
+        <w:t xml:space="preserve">Link given at end of class &gt; </w:t>
+      </w:r>
+      <w:hyperlink r:id="rId12" w:tgtFrame="_blank" w:history="1">
+        <w:r>
+          <w:rPr>
+            <w:rStyle w:val="Hyperlink"/>
+          </w:rPr>
+          <w:t>https://www.tudublin.ie/for-students/student-services-and-support/examinations/exam-timetables/</w:t>
+        </w:r>
+      </w:hyperlink>
+      <w:r>
+        <w:t xml:space="preserve"> </w:t>
+      </w:r>
+    </w:p>
+    <w:p/>
     <w:p>
       <w:pPr>
         <w:pStyle w:val="Heading2"/>
@@ -1976,7 +2293,7 @@
           <w:numId w:val="14"/>
         </w:numPr>
       </w:pPr>
-      <w:hyperlink r:id="rId12" w:history="1">
+      <w:hyperlink r:id="rId13" w:history="1">
         <w:r>
           <w:rPr>
             <w:rStyle w:val="Hyperlink"/>
@@ -1989,17 +2306,6 @@
       </w:r>
     </w:p>
     <w:p/>
-    <w:p>
-      <w:pPr>
-        <w:pStyle w:val="Heading2"/>
-      </w:pPr>
-      <w:r>
-        <w:t>week 11</w:t>
-      </w:r>
-      <w:r>
-        <w:t xml:space="preserve"> - </w:t>
-      </w:r>
-    </w:p>
     <w:p/>
     <w:p>
       <w:pPr>
@@ -2042,6 +2348,7 @@
         </w:numPr>
       </w:pPr>
       <w:r>
+        <w:lastRenderedPageBreak/>
         <w:t xml:space="preserve">Welcome to the Time Series Machine </w:t>
       </w:r>
       <w:proofErr w:type="gramStart"/>
@@ -2061,7 +2368,7 @@
           <w:numId w:val="7"/>
         </w:numPr>
       </w:pPr>
-      <w:hyperlink r:id="rId13" w:history="1">
+      <w:hyperlink r:id="rId14" w:history="1">
         <w:r>
           <w:rPr>
             <w:rStyle w:val="Hyperlink"/>
@@ -2090,7 +2397,7 @@
           <w:numId w:val="7"/>
         </w:numPr>
       </w:pPr>
-      <w:hyperlink r:id="rId14" w:history="1">
+      <w:hyperlink r:id="rId15" w:history="1">
         <w:r>
           <w:rPr>
             <w:rStyle w:val="Hyperlink"/>
@@ -2882,6 +3189,119 @@
     </w:lvl>
   </w:abstractNum>
   <w:abstractNum w:abstractNumId="5" w15:restartNumberingAfterBreak="0">
+    <w:nsid w:val="37934E08"/>
+    <w:multiLevelType w:val="hybridMultilevel"/>
+    <w:tmpl w:val="A702670C"/>
+    <w:lvl w:ilvl="0" w:tplc="08090001">
+      <w:start w:val="1"/>
+      <w:numFmt w:val="bullet"/>
+      <w:lvlText w:val=""/>
+      <w:lvlJc w:val="left"/>
+      <w:pPr>
+        <w:ind w:left="720" w:hanging="360"/>
+      </w:pPr>
+      <w:rPr>
+        <w:rFonts w:ascii="Symbol" w:hAnsi="Symbol" w:hint="default"/>
+      </w:rPr>
+    </w:lvl>
+    <w:lvl w:ilvl="1" w:tplc="08090003" w:tentative="1">
+      <w:start w:val="1"/>
+      <w:numFmt w:val="bullet"/>
+      <w:lvlText w:val="o"/>
+      <w:lvlJc w:val="left"/>
+      <w:pPr>
+        <w:ind w:left="1440" w:hanging="360"/>
+      </w:pPr>
+      <w:rPr>
+        <w:rFonts w:ascii="Courier New" w:hAnsi="Courier New" w:cs="Courier New" w:hint="default"/>
+      </w:rPr>
+    </w:lvl>
+    <w:lvl w:ilvl="2" w:tplc="08090005" w:tentative="1">
+      <w:start w:val="1"/>
+      <w:numFmt w:val="bullet"/>
+      <w:lvlText w:val=""/>
+      <w:lvlJc w:val="left"/>
+      <w:pPr>
+        <w:ind w:left="2160" w:hanging="360"/>
+      </w:pPr>
+      <w:rPr>
+        <w:rFonts w:ascii="Wingdings" w:hAnsi="Wingdings" w:hint="default"/>
+      </w:rPr>
+    </w:lvl>
+    <w:lvl w:ilvl="3" w:tplc="08090001" w:tentative="1">
+      <w:start w:val="1"/>
+      <w:numFmt w:val="bullet"/>
+      <w:lvlText w:val=""/>
+      <w:lvlJc w:val="left"/>
+      <w:pPr>
+        <w:ind w:left="2880" w:hanging="360"/>
+      </w:pPr>
+      <w:rPr>
+        <w:rFonts w:ascii="Symbol" w:hAnsi="Symbol" w:hint="default"/>
+      </w:rPr>
+    </w:lvl>
+    <w:lvl w:ilvl="4" w:tplc="08090003" w:tentative="1">
+      <w:start w:val="1"/>
+      <w:numFmt w:val="bullet"/>
+      <w:lvlText w:val="o"/>
+      <w:lvlJc w:val="left"/>
+      <w:pPr>
+        <w:ind w:left="3600" w:hanging="360"/>
+      </w:pPr>
+      <w:rPr>
+        <w:rFonts w:ascii="Courier New" w:hAnsi="Courier New" w:cs="Courier New" w:hint="default"/>
+      </w:rPr>
+    </w:lvl>
+    <w:lvl w:ilvl="5" w:tplc="08090005" w:tentative="1">
+      <w:start w:val="1"/>
+      <w:numFmt w:val="bullet"/>
+      <w:lvlText w:val=""/>
+      <w:lvlJc w:val="left"/>
+      <w:pPr>
+        <w:ind w:left="4320" w:hanging="360"/>
+      </w:pPr>
+      <w:rPr>
+        <w:rFonts w:ascii="Wingdings" w:hAnsi="Wingdings" w:hint="default"/>
+      </w:rPr>
+    </w:lvl>
+    <w:lvl w:ilvl="6" w:tplc="08090001" w:tentative="1">
+      <w:start w:val="1"/>
+      <w:numFmt w:val="bullet"/>
+      <w:lvlText w:val=""/>
+      <w:lvlJc w:val="left"/>
+      <w:pPr>
+        <w:ind w:left="5040" w:hanging="360"/>
+      </w:pPr>
+      <w:rPr>
+        <w:rFonts w:ascii="Symbol" w:hAnsi="Symbol" w:hint="default"/>
+      </w:rPr>
+    </w:lvl>
+    <w:lvl w:ilvl="7" w:tplc="08090003" w:tentative="1">
+      <w:start w:val="1"/>
+      <w:numFmt w:val="bullet"/>
+      <w:lvlText w:val="o"/>
+      <w:lvlJc w:val="left"/>
+      <w:pPr>
+        <w:ind w:left="5760" w:hanging="360"/>
+      </w:pPr>
+      <w:rPr>
+        <w:rFonts w:ascii="Courier New" w:hAnsi="Courier New" w:cs="Courier New" w:hint="default"/>
+      </w:rPr>
+    </w:lvl>
+    <w:lvl w:ilvl="8" w:tplc="08090005" w:tentative="1">
+      <w:start w:val="1"/>
+      <w:numFmt w:val="bullet"/>
+      <w:lvlText w:val=""/>
+      <w:lvlJc w:val="left"/>
+      <w:pPr>
+        <w:ind w:left="6480" w:hanging="360"/>
+      </w:pPr>
+      <w:rPr>
+        <w:rFonts w:ascii="Wingdings" w:hAnsi="Wingdings" w:hint="default"/>
+      </w:rPr>
+    </w:lvl>
+  </w:abstractNum>
+  <w:abstractNum w:abstractNumId="6" w15:restartNumberingAfterBreak="0">
     <w:nsid w:val="3EC8500D"/>
     <w:multiLevelType w:val="hybridMultilevel"/>
     <w:tmpl w:val="A35A21DE"/>
@@ -2994,7 +3414,7 @@
       </w:rPr>
     </w:lvl>
   </w:abstractNum>
-  <w:abstractNum w:abstractNumId="6" w15:restartNumberingAfterBreak="0">
+  <w:abstractNum w:abstractNumId="7" w15:restartNumberingAfterBreak="0">
     <w:nsid w:val="406D4F2B"/>
     <w:multiLevelType w:val="hybridMultilevel"/>
     <w:tmpl w:val="A60CB410"/>
@@ -3107,7 +3527,7 @@
       </w:rPr>
     </w:lvl>
   </w:abstractNum>
-  <w:abstractNum w:abstractNumId="7" w15:restartNumberingAfterBreak="0">
+  <w:abstractNum w:abstractNumId="8" w15:restartNumberingAfterBreak="0">
     <w:nsid w:val="42E9141E"/>
     <w:multiLevelType w:val="hybridMultilevel"/>
     <w:tmpl w:val="E0B88B36"/>
@@ -3220,7 +3640,7 @@
       </w:rPr>
     </w:lvl>
   </w:abstractNum>
-  <w:abstractNum w:abstractNumId="8" w15:restartNumberingAfterBreak="0">
+  <w:abstractNum w:abstractNumId="9" w15:restartNumberingAfterBreak="0">
     <w:nsid w:val="5D542B58"/>
     <w:multiLevelType w:val="hybridMultilevel"/>
     <w:tmpl w:val="278ED724"/>
@@ -3333,7 +3753,7 @@
       </w:rPr>
     </w:lvl>
   </w:abstractNum>
-  <w:abstractNum w:abstractNumId="9" w15:restartNumberingAfterBreak="0">
+  <w:abstractNum w:abstractNumId="10" w15:restartNumberingAfterBreak="0">
     <w:nsid w:val="62D853F4"/>
     <w:multiLevelType w:val="hybridMultilevel"/>
     <w:tmpl w:val="F0B63282"/>
@@ -3446,7 +3866,7 @@
       </w:rPr>
     </w:lvl>
   </w:abstractNum>
-  <w:abstractNum w:abstractNumId="10" w15:restartNumberingAfterBreak="0">
+  <w:abstractNum w:abstractNumId="11" w15:restartNumberingAfterBreak="0">
     <w:nsid w:val="68654058"/>
     <w:multiLevelType w:val="hybridMultilevel"/>
     <w:tmpl w:val="4252D8A0"/>
@@ -3559,7 +3979,7 @@
       </w:rPr>
     </w:lvl>
   </w:abstractNum>
-  <w:abstractNum w:abstractNumId="11" w15:restartNumberingAfterBreak="0">
+  <w:abstractNum w:abstractNumId="12" w15:restartNumberingAfterBreak="0">
     <w:nsid w:val="6DCA38F5"/>
     <w:multiLevelType w:val="hybridMultilevel"/>
     <w:tmpl w:val="7ED6443C"/>
@@ -3648,7 +4068,7 @@
       </w:pPr>
     </w:lvl>
   </w:abstractNum>
-  <w:abstractNum w:abstractNumId="12" w15:restartNumberingAfterBreak="0">
+  <w:abstractNum w:abstractNumId="13" w15:restartNumberingAfterBreak="0">
     <w:nsid w:val="73304745"/>
     <w:multiLevelType w:val="hybridMultilevel"/>
     <w:tmpl w:val="B2A610F8"/>
@@ -3761,7 +4181,7 @@
       </w:rPr>
     </w:lvl>
   </w:abstractNum>
-  <w:abstractNum w:abstractNumId="13" w15:restartNumberingAfterBreak="0">
+  <w:abstractNum w:abstractNumId="14" w15:restartNumberingAfterBreak="0">
     <w:nsid w:val="78C27322"/>
     <w:multiLevelType w:val="hybridMultilevel"/>
     <w:tmpl w:val="607863D2"/>
@@ -3878,10 +4298,10 @@
     <w:abstractNumId w:val="0"/>
   </w:num>
   <w:num w:numId="2" w16cid:durableId="1638951664">
-    <w:abstractNumId w:val="5"/>
+    <w:abstractNumId w:val="6"/>
   </w:num>
   <w:num w:numId="3" w16cid:durableId="133066642">
-    <w:abstractNumId w:val="12"/>
+    <w:abstractNumId w:val="13"/>
   </w:num>
   <w:num w:numId="4" w16cid:durableId="1856966757">
     <w:abstractNumId w:val="2"/>
@@ -3890,19 +4310,19 @@
     <w:abstractNumId w:val="1"/>
   </w:num>
   <w:num w:numId="6" w16cid:durableId="273560985">
-    <w:abstractNumId w:val="13"/>
+    <w:abstractNumId w:val="14"/>
   </w:num>
   <w:num w:numId="7" w16cid:durableId="1606574191">
-    <w:abstractNumId w:val="7"/>
+    <w:abstractNumId w:val="8"/>
   </w:num>
   <w:num w:numId="8" w16cid:durableId="895238287">
-    <w:abstractNumId w:val="8"/>
+    <w:abstractNumId w:val="9"/>
   </w:num>
   <w:num w:numId="9" w16cid:durableId="357779348">
-    <w:abstractNumId w:val="11"/>
+    <w:abstractNumId w:val="12"/>
   </w:num>
   <w:num w:numId="10" w16cid:durableId="812143522">
-    <w:abstractNumId w:val="6"/>
+    <w:abstractNumId w:val="7"/>
   </w:num>
   <w:num w:numId="11" w16cid:durableId="666443761">
     <w:abstractNumId w:val="3"/>
@@ -3911,10 +4331,13 @@
     <w:abstractNumId w:val="4"/>
   </w:num>
   <w:num w:numId="13" w16cid:durableId="1632781912">
-    <w:abstractNumId w:val="9"/>
+    <w:abstractNumId w:val="10"/>
   </w:num>
   <w:num w:numId="14" w16cid:durableId="1381250103">
-    <w:abstractNumId w:val="10"/>
+    <w:abstractNumId w:val="11"/>
+  </w:num>
+  <w:num w:numId="15" w16cid:durableId="1092094477">
+    <w:abstractNumId w:val="5"/>
   </w:num>
 </w:numbering>
 </file>
@@ -4522,7 +4945,6 @@
   <w:style w:type="character" w:default="1" w:styleId="DefaultParagraphFont">
     <w:name w:val="Default Paragraph Font"/>
     <w:uiPriority w:val="1"/>
-    <w:semiHidden/>
     <w:unhideWhenUsed/>
   </w:style>
   <w:style w:type="table" w:default="1" w:styleId="TableNormal">
